--- a/assets/downloads/simulation-15/rubric-hockey.docx
+++ b/assets/downloads/simulation-15/rubric-hockey.docx
@@ -1,6 +1,6 @@
 
 <file path=word/document.xml><?xml version="1.0" encoding="utf-8"?>
-<w:document xmlns:wpc="http://schemas.microsoft.com/office/word/2010/wordprocessingCanvas" xmlns:cx="http://schemas.microsoft.com/office/drawing/2014/chartex" xmlns:cx1="http://schemas.microsoft.com/office/drawing/2015/9/8/chartex" xmlns:cx2="http://schemas.microsoft.com/office/drawing/2015/10/21/chartex" xmlns:cx3="http://schemas.microsoft.com/office/drawing/2016/5/9/chartex" xmlns:cx4="http://schemas.microsoft.com/office/drawing/2016/5/10/chartex" xmlns:cx5="http://schemas.microsoft.com/office/drawing/2016/5/11/chartex" xmlns:cx6="http://schemas.microsoft.com/office/drawing/2016/5/12/chartex" xmlns:cx7="http://schemas.microsoft.com/office/drawing/2016/5/13/chartex" xmlns:cx8="http://schemas.microsoft.com/office/drawing/2016/5/14/chartex" xmlns:mc="http://schemas.openxmlformats.org/markup-compatibility/2006" xmlns:aink="http://schemas.microsoft.com/office/drawing/2016/ink" xmlns:am3d="http://schemas.microsoft.com/office/drawing/2017/model3d" xmlns:o="urn:schemas-microsoft-com:office:office" xmlns:oel="http://schemas.microsoft.com/office/2019/extlst" xmlns:r="http://schemas.openxmlformats.org/officeDocument/2006/relationships" xmlns:m="http://schemas.openxmlformats.org/officeDocument/2006/math" xmlns:v="urn:schemas-microsoft-com:vml" xmlns:wp14="http://schemas.microsoft.com/office/word/2010/wordprocessingDrawing" xmlns:wp="http://schemas.openxmlformats.org/drawingml/2006/wordprocessingDrawing" xmlns:w10="urn:schemas-microsoft-com:office:word" xmlns:w="http://schemas.openxmlformats.org/wordprocessingml/2006/main" xmlns:w14="http://schemas.microsoft.com/office/word/2010/wordml" xmlns:w15="http://schemas.microsoft.com/office/word/2012/wordml" xmlns:w16cei="http://schemas.microsoft.com/office/word/2026/wordml/cei" xmlns:w16cex="http://schemas.microsoft.com/office/word/2018/wordml/cex" xmlns:w16cid="http://schemas.microsoft.com/office/word/2016/wordml/cid" xmlns:w16="http://schemas.microsoft.com/office/word/2018/wordml" xmlns:w16du="http://schemas.microsoft.com/office/word/2023/wordml/word16du" xmlns:w16sdtdh="http://schemas.microsoft.com/office/word/2020/wordml/sdtdatahash" xmlns:w16sdtfl="http://schemas.microsoft.com/office/word/2024/wordml/sdtformatlock" xmlns:w16se="http://schemas.microsoft.com/office/word/2015/wordml/symex" xmlns:wpg="http://schemas.microsoft.com/office/word/2010/wordprocessingGroup" xmlns:wpi="http://schemas.microsoft.com/office/word/2010/wordprocessingInk" xmlns:wne="http://schemas.microsoft.com/office/word/2006/wordml" xmlns:wps="http://schemas.microsoft.com/office/word/2010/wordprocessingShape" mc:Ignorable="w14 w15 w16se w16cid w16 w16cex w16sdtdh w16sdtfl w16du wp14">
+<w:document xmlns:wpc="http://schemas.microsoft.com/office/word/2010/wordprocessingCanvas" xmlns:cx="http://schemas.microsoft.com/office/drawing/2014/chartex" xmlns:cx1="http://schemas.microsoft.com/office/drawing/2015/9/8/chartex" xmlns:cx2="http://schemas.microsoft.com/office/drawing/2015/10/21/chartex" xmlns:cx3="http://schemas.microsoft.com/office/drawing/2016/5/9/chartex" xmlns:cx4="http://schemas.microsoft.com/office/drawing/2016/5/10/chartex" xmlns:cx5="http://schemas.microsoft.com/office/drawing/2016/5/11/chartex" xmlns:cx6="http://schemas.microsoft.com/office/drawing/2016/5/12/chartex" xmlns:cx7="http://schemas.microsoft.com/office/drawing/2016/5/13/chartex" xmlns:cx8="http://schemas.microsoft.com/office/drawing/2016/5/14/chartex" xmlns:mc="http://schemas.openxmlformats.org/markup-compatibility/2006" xmlns:aink="http://schemas.microsoft.com/office/drawing/2016/ink" xmlns:am3d="http://schemas.microsoft.com/office/drawing/2017/model3d" xmlns:o="urn:schemas-microsoft-com:office:office" xmlns:oel="http://schemas.microsoft.com/office/2019/extlst" xmlns:r="http://schemas.openxmlformats.org/officeDocument/2006/relationships" xmlns:m="http://schemas.openxmlformats.org/officeDocument/2006/math" xmlns:v="urn:schemas-microsoft-com:vml" xmlns:wp14="http://schemas.microsoft.com/office/word/2010/wordprocessingDrawing" xmlns:wp="http://schemas.openxmlformats.org/drawingml/2006/wordprocessingDrawing" xmlns:w10="urn:schemas-microsoft-com:office:word" xmlns:w="http://schemas.openxmlformats.org/wordprocessingml/2006/main" xmlns:w14="http://schemas.microsoft.com/office/word/2010/wordml" xmlns:w15="http://schemas.microsoft.com/office/word/2012/wordml" xmlns:w16cex="http://schemas.microsoft.com/office/word/2018/wordml/cex" xmlns:w16cid="http://schemas.microsoft.com/office/word/2016/wordml/cid" xmlns:w16="http://schemas.microsoft.com/office/word/2018/wordml" xmlns:w16du="http://schemas.microsoft.com/office/word/2023/wordml/word16du" xmlns:w16sdtdh="http://schemas.microsoft.com/office/word/2020/wordml/sdtdatahash" xmlns:w16sdtfl="http://schemas.microsoft.com/office/word/2024/wordml/sdtformatlock" xmlns:w16se="http://schemas.microsoft.com/office/word/2015/wordml/symex" xmlns:wpg="http://schemas.microsoft.com/office/word/2010/wordprocessingGroup" xmlns:wpi="http://schemas.microsoft.com/office/word/2010/wordprocessingInk" xmlns:wne="http://schemas.microsoft.com/office/word/2006/wordml" xmlns:wps="http://schemas.microsoft.com/office/word/2010/wordprocessingShape" mc:Ignorable="w14 w15 w16se w16cid w16 w16cex w16sdtdh w16sdtfl w16du wp14">
   <w:body>
     <w:p>
       <w:pPr>
@@ -15,19 +15,15 @@
       </w:pPr>
       <w:r>
         <w:rPr>
-          <w:rFonts w:ascii="Aptos" w:hAnsi="Aptos" w:eastAsia="Aptos" w:cs="Aptos"/>
+          <w:rFonts w:ascii="Aptos" w:eastAsia="Aptos" w:hAnsi="Aptos"/>
           <w:color w:val="000000"/>
-          <w:sz w:val="40"/>
-          <w:szCs w:val="40"/>
         </w:rPr>
         <w:t xml:space="preserve">Rubric: </w:t>
       </w:r>
       <w:r>
         <w:rPr>
-          <w:rFonts w:ascii="Aptos" w:hAnsi="Aptos" w:eastAsia="Aptos" w:cs="Aptos"/>
+          <w:rFonts w:ascii="Aptos" w:eastAsia="Aptos" w:hAnsi="Aptos"/>
           <w:color w:val="000000"/>
-          <w:sz w:val="40"/>
-          <w:szCs w:val="40"/>
         </w:rPr>
         <w:t>Hockey</w:t>
       </w:r>
@@ -72,7 +68,6 @@
             </w:pPr>
             <w:r>
               <w:rPr>
-                <w:rFonts w:ascii="Aptos" w:hAnsi="Aptos" w:eastAsia="Aptos" w:cs="Aptos"/>
                 <w:color w:val="000000"/>
                 <w:sz w:val="24"/>
                 <w:szCs w:val="24"/>
@@ -81,7 +76,6 @@
             </w:r>
             <w:r>
               <w:rPr>
-                <w:rFonts w:ascii="Aptos" w:hAnsi="Aptos" w:eastAsia="Aptos" w:cs="Aptos"/>
                 <w:color w:val="000000"/>
                 <w:sz w:val="24"/>
                 <w:szCs w:val="24"/>
@@ -125,7 +119,7 @@
           <w:p>
             <w:pPr>
               <w:spacing w:after="0" w:line="240" w:lineRule="auto"/>
-              <w:ind w:left="144" w:hanging="144"/>
+              <w:ind w:left="144" w:right="-1992" w:hanging="144"/>
               <w:rPr>
                 <w:rFonts w:ascii="Times New Roman" w:hAnsi="Times New Roman"/>
                 <w:color w:val="000000"/>
@@ -135,7 +129,6 @@
             </w:pPr>
             <w:r>
               <w:rPr>
-                <w:rFonts w:ascii="Aptos" w:hAnsi="Aptos" w:eastAsia="Aptos" w:cs="Aptos"/>
                 <w:color w:val="000000"/>
                 <w:sz w:val="24"/>
                 <w:szCs w:val="24"/>
@@ -192,7 +185,6 @@
             </w:pPr>
             <w:r>
               <w:rPr>
-                <w:rFonts w:ascii="Aptos" w:hAnsi="Aptos" w:eastAsia="Aptos" w:cs="Aptos"/>
                 <w:b/>
                 <w:bCs/>
                 <w:color w:val="FFFFFF" w:themeColor="background1"/>
@@ -223,7 +215,6 @@
             </w:pPr>
             <w:r>
               <w:rPr>
-                <w:rFonts w:ascii="Aptos" w:hAnsi="Aptos" w:eastAsia="Aptos" w:cs="Aptos"/>
                 <w:b/>
                 <w:bCs/>
                 <w:color w:val="FFFFFF" w:themeColor="background1"/>
@@ -255,7 +246,6 @@
             </w:pPr>
             <w:r>
               <w:rPr>
-                <w:rFonts w:ascii="Aptos" w:hAnsi="Aptos" w:eastAsia="Aptos" w:cs="Aptos"/>
                 <w:b/>
                 <w:bCs/>
                 <w:color w:val="FFFFFF" w:themeColor="background1"/>
@@ -284,40 +274,29 @@
               <w:rPr>
                 <w:rFonts w:ascii="Times New Roman" w:hAnsi="Times New Roman"/>
                 <w:color w:val="000000"/>
-                <w:sz w:val="24"/>
-                <w:szCs w:val="24"/>
               </w:rPr>
             </w:pPr>
             <w:r>
               <w:rPr>
-                <w:rFonts w:ascii="Aptos" w:eastAsia="Aptos" w:hAnsi="Aptos" w:cs="Aptos"/>
                 <w:bCs/>
                 <w:color w:val="000000"/>
                 <w:kern w:val="0"/>
-                <w:sz w:val="24"/>
-                <w:szCs w:val="24"/>
               </w:rPr>
               <w:t>Safety is assumed</w:t>
             </w:r>
             <w:r>
               <w:rPr>
-                <w:rFonts w:ascii="Aptos" w:eastAsia="Aptos" w:hAnsi="Aptos" w:cs="Aptos"/>
                 <w:bCs/>
                 <w:color w:val="000000"/>
                 <w:kern w:val="0"/>
-                <w:sz w:val="24"/>
-                <w:szCs w:val="24"/>
               </w:rPr>
               <w:t>,</w:t>
             </w:r>
             <w:r>
               <w:rPr>
-                <w:rFonts w:ascii="Aptos" w:eastAsia="Aptos" w:hAnsi="Aptos" w:cs="Aptos"/>
                 <w:bCs/>
                 <w:color w:val="000000"/>
                 <w:kern w:val="0"/>
-                <w:sz w:val="24"/>
-                <w:szCs w:val="24"/>
               </w:rPr>
               <w:t xml:space="preserve"> but provider is safe, performs safe actions, and considers patient safety</w:t>
             </w:r>
@@ -334,8 +313,6 @@
               <w:rPr>
                 <w:rFonts w:ascii="Times New Roman" w:hAnsi="Times New Roman"/>
                 <w:color w:val="000000"/>
-                <w:sz w:val="24"/>
-                <w:szCs w:val="24"/>
               </w:rPr>
             </w:pPr>
           </w:p>
@@ -352,8 +329,6 @@
               <w:rPr>
                 <w:rFonts w:ascii="Times New Roman" w:hAnsi="Times New Roman"/>
                 <w:color w:val="000000"/>
-                <w:sz w:val="24"/>
-                <w:szCs w:val="24"/>
               </w:rPr>
             </w:pPr>
           </w:p>
@@ -376,27 +351,13 @@
               <w:rPr>
                 <w:rFonts w:ascii="Times New Roman" w:hAnsi="Times New Roman"/>
                 <w:color w:val="000000"/>
-                <w:sz w:val="24"/>
-                <w:szCs w:val="24"/>
               </w:rPr>
             </w:pPr>
             <w:r>
               <w:rPr>
-                <w:rFonts w:ascii="Aptos" w:hAnsi="Aptos" w:eastAsia="Aptos" w:cs="Aptos"/>
-                <w:color w:val="000000"/>
-                <w:sz w:val="24"/>
-                <w:szCs w:val="24"/>
-              </w:rPr>
-              <w:t xml:space="preserve">Recognized emergency: Contacted EMS within </w:t>
-            </w:r>
-            <w:r>
-              <w:rPr>
-                <w:rFonts w:ascii="Aptos" w:hAnsi="Aptos" w:eastAsia="Aptos" w:cs="Aptos"/>
-                <w:color w:val="000000"/>
-                <w:sz w:val="24"/>
-                <w:szCs w:val="24"/>
-              </w:rPr>
-              <w:t>3 min</w:t>
+                <w:color w:val="000000"/>
+              </w:rPr>
+              <w:t>Recognized emergency: Contacted EMS within 3 min</w:t>
             </w:r>
           </w:p>
         </w:tc>
@@ -411,8 +372,6 @@
               <w:rPr>
                 <w:rFonts w:ascii="Times New Roman" w:hAnsi="Times New Roman"/>
                 <w:color w:val="000000"/>
-                <w:sz w:val="24"/>
-                <w:szCs w:val="24"/>
               </w:rPr>
             </w:pPr>
           </w:p>
@@ -429,8 +388,6 @@
               <w:rPr>
                 <w:rFonts w:ascii="Times New Roman" w:hAnsi="Times New Roman"/>
                 <w:color w:val="000000"/>
-                <w:sz w:val="24"/>
-                <w:szCs w:val="24"/>
               </w:rPr>
             </w:pPr>
           </w:p>
@@ -453,88 +410,59 @@
               <w:rPr>
                 <w:rFonts w:ascii="Times New Roman" w:hAnsi="Times New Roman"/>
                 <w:color w:val="000000"/>
-                <w:sz w:val="24"/>
-                <w:szCs w:val="24"/>
               </w:rPr>
             </w:pPr>
             <w:r>
               <w:rPr>
-                <w:rFonts w:ascii="Aptos" w:hAnsi="Aptos" w:eastAsia="Aptos" w:cs="Aptos"/>
-                <w:color w:val="000000"/>
-                <w:sz w:val="24"/>
-                <w:szCs w:val="24"/>
+                <w:color w:val="000000"/>
               </w:rPr>
               <w:t xml:space="preserve">Appropriate and timely </w:t>
             </w:r>
             <w:r>
               <w:rPr>
-                <w:rFonts w:ascii="Aptos" w:hAnsi="Aptos" w:eastAsia="Aptos" w:cs="Aptos"/>
-                <w:color w:val="000000"/>
-                <w:sz w:val="24"/>
-                <w:szCs w:val="24"/>
+                <w:color w:val="000000"/>
               </w:rPr>
               <w:t>f</w:t>
             </w:r>
             <w:r>
               <w:rPr>
-                <w:rFonts w:ascii="Aptos" w:hAnsi="Aptos" w:eastAsia="Aptos" w:cs="Aptos"/>
-                <w:color w:val="000000"/>
-                <w:sz w:val="24"/>
-                <w:szCs w:val="24"/>
+                <w:color w:val="000000"/>
               </w:rPr>
               <w:t xml:space="preserve">irm, </w:t>
             </w:r>
             <w:r>
               <w:rPr>
-                <w:rFonts w:ascii="Aptos" w:hAnsi="Aptos" w:eastAsia="Aptos" w:cs="Aptos"/>
-                <w:color w:val="000000"/>
-                <w:sz w:val="24"/>
-                <w:szCs w:val="24"/>
+                <w:color w:val="000000"/>
               </w:rPr>
               <w:t>d</w:t>
             </w:r>
             <w:r>
               <w:rPr>
-                <w:rFonts w:ascii="Aptos" w:hAnsi="Aptos" w:eastAsia="Aptos" w:cs="Aptos"/>
-                <w:color w:val="000000"/>
-                <w:sz w:val="24"/>
-                <w:szCs w:val="24"/>
+                <w:color w:val="000000"/>
               </w:rPr>
               <w:t xml:space="preserve">irect, </w:t>
             </w:r>
             <w:r>
               <w:rPr>
-                <w:rFonts w:ascii="Aptos" w:hAnsi="Aptos" w:eastAsia="Aptos" w:cs="Aptos"/>
-                <w:color w:val="000000"/>
-                <w:sz w:val="24"/>
-                <w:szCs w:val="24"/>
+                <w:color w:val="000000"/>
               </w:rPr>
               <w:t>p</w:t>
             </w:r>
             <w:r>
               <w:rPr>
-                <w:rFonts w:ascii="Aptos" w:hAnsi="Aptos" w:eastAsia="Aptos" w:cs="Aptos"/>
-                <w:color w:val="000000"/>
-                <w:sz w:val="24"/>
-                <w:szCs w:val="24"/>
+                <w:color w:val="000000"/>
               </w:rPr>
               <w:t>ressure: asap upon seeing</w:t>
             </w:r>
             <w:r>
               <w:rPr>
-                <w:rFonts w:ascii="Aptos" w:hAnsi="Aptos" w:eastAsia="Aptos" w:cs="Aptos"/>
-                <w:color w:val="000000"/>
-                <w:sz w:val="24"/>
-                <w:szCs w:val="24"/>
+                <w:color w:val="000000"/>
               </w:rPr>
               <w:t>—</w:t>
             </w:r>
             <w:r>
               <w:rPr>
-                <w:rFonts w:ascii="Aptos" w:hAnsi="Aptos" w:eastAsia="Aptos" w:cs="Aptos"/>
-                <w:color w:val="000000"/>
-                <w:sz w:val="24"/>
-                <w:szCs w:val="24"/>
+                <w:color w:val="000000"/>
               </w:rPr>
               <w:t>can go straight to tourniquet</w:t>
             </w:r>
@@ -551,8 +479,6 @@
               <w:rPr>
                 <w:rFonts w:ascii="Times New Roman" w:hAnsi="Times New Roman"/>
                 <w:color w:val="000000"/>
-                <w:sz w:val="24"/>
-                <w:szCs w:val="24"/>
               </w:rPr>
             </w:pPr>
           </w:p>
@@ -569,8 +495,6 @@
               <w:rPr>
                 <w:rFonts w:ascii="Times New Roman" w:hAnsi="Times New Roman"/>
                 <w:color w:val="000000"/>
-                <w:sz w:val="24"/>
-                <w:szCs w:val="24"/>
               </w:rPr>
             </w:pPr>
           </w:p>
@@ -595,136 +519,79 @@
                 <w:b/>
                 <w:bCs/>
                 <w:color w:val="000000"/>
-                <w:sz w:val="24"/>
-                <w:szCs w:val="24"/>
               </w:rPr>
             </w:pPr>
             <w:r>
               <w:rPr>
-                <w:rFonts w:ascii="Aptos" w:hAnsi="Aptos" w:eastAsia="Aptos" w:cs="Aptos"/>
-                <w:color w:val="000000"/>
-                <w:sz w:val="24"/>
-                <w:szCs w:val="24"/>
+                <w:color w:val="000000"/>
               </w:rPr>
               <w:t xml:space="preserve">Appropriate </w:t>
             </w:r>
             <w:r>
               <w:rPr>
-                <w:rFonts w:ascii="Aptos" w:hAnsi="Aptos" w:eastAsia="Aptos" w:cs="Aptos"/>
-                <w:color w:val="000000"/>
-                <w:sz w:val="24"/>
-                <w:szCs w:val="24"/>
+                <w:color w:val="000000"/>
               </w:rPr>
               <w:t>a</w:t>
             </w:r>
             <w:r>
               <w:rPr>
-                <w:rFonts w:ascii="Aptos" w:hAnsi="Aptos" w:eastAsia="Aptos" w:cs="Aptos"/>
-                <w:color w:val="000000"/>
-                <w:sz w:val="24"/>
-                <w:szCs w:val="24"/>
+                <w:color w:val="000000"/>
               </w:rPr>
               <w:t xml:space="preserve">pplication of </w:t>
             </w:r>
             <w:r>
               <w:rPr>
-                <w:rFonts w:ascii="Aptos" w:hAnsi="Aptos" w:eastAsia="Aptos" w:cs="Aptos"/>
-                <w:color w:val="000000"/>
-                <w:sz w:val="24"/>
-                <w:szCs w:val="24"/>
+                <w:color w:val="000000"/>
               </w:rPr>
               <w:t>t</w:t>
             </w:r>
             <w:r>
               <w:rPr>
-                <w:rFonts w:ascii="Aptos" w:hAnsi="Aptos" w:eastAsia="Aptos" w:cs="Aptos"/>
-                <w:color w:val="000000"/>
-                <w:sz w:val="24"/>
-                <w:szCs w:val="24"/>
+                <w:color w:val="000000"/>
               </w:rPr>
               <w:t xml:space="preserve">ourniquet after </w:t>
             </w:r>
             <w:r>
               <w:rPr>
-                <w:rFonts w:ascii="Aptos" w:hAnsi="Aptos" w:eastAsia="Aptos" w:cs="Aptos"/>
-                <w:color w:val="000000"/>
-                <w:sz w:val="24"/>
-                <w:szCs w:val="24"/>
+                <w:color w:val="000000"/>
               </w:rPr>
               <w:t>one</w:t>
             </w:r>
             <w:r>
               <w:rPr>
-                <w:rFonts w:ascii="Aptos" w:hAnsi="Aptos" w:eastAsia="Aptos" w:cs="Aptos"/>
-                <w:color w:val="000000"/>
-                <w:sz w:val="24"/>
-                <w:szCs w:val="24"/>
-              </w:rPr>
-              <w:t xml:space="preserve"> application of gauze </w:t>
+                <w:color w:val="000000"/>
+              </w:rPr>
+              <w:t xml:space="preserve"> application of gauze preferred or after </w:t>
             </w:r>
             <w:r>
               <w:rPr>
-                <w:rFonts w:ascii="Aptos" w:hAnsi="Aptos" w:eastAsia="Aptos" w:cs="Aptos"/>
-                <w:color w:val="000000"/>
-                <w:sz w:val="24"/>
-                <w:szCs w:val="24"/>
-              </w:rPr>
-              <w:lastRenderedPageBreak/>
-              <w:t xml:space="preserve">preferred or after </w:t>
-            </w:r>
-            <w:r>
-              <w:rPr>
-                <w:rFonts w:ascii="Aptos" w:hAnsi="Aptos" w:eastAsia="Aptos" w:cs="Aptos"/>
-                <w:color w:val="000000"/>
-                <w:sz w:val="24"/>
-                <w:szCs w:val="24"/>
+                <w:color w:val="000000"/>
               </w:rPr>
               <w:t>two</w:t>
             </w:r>
             <w:r>
               <w:rPr>
-                <w:rFonts w:ascii="Aptos" w:hAnsi="Aptos" w:eastAsia="Aptos" w:cs="Aptos"/>
-                <w:color w:val="000000"/>
-                <w:sz w:val="24"/>
-                <w:szCs w:val="24"/>
+                <w:color w:val="000000"/>
               </w:rPr>
               <w:t>—</w:t>
             </w:r>
             <w:r>
               <w:rPr>
-                <w:rFonts w:ascii="Aptos" w:hAnsi="Aptos" w:eastAsia="Aptos" w:cs="Aptos"/>
-                <w:color w:val="000000"/>
-                <w:sz w:val="24"/>
-                <w:szCs w:val="24"/>
+                <w:color w:val="000000"/>
               </w:rPr>
               <w:t xml:space="preserve">OK </w:t>
             </w:r>
             <w:r>
               <w:rPr>
-                <w:rFonts w:ascii="Aptos" w:hAnsi="Aptos" w:eastAsia="Aptos" w:cs="Aptos"/>
-                <w:color w:val="000000"/>
-                <w:sz w:val="24"/>
-                <w:szCs w:val="24"/>
+                <w:color w:val="000000"/>
               </w:rPr>
               <w:t xml:space="preserve">if </w:t>
             </w:r>
             <w:r>
               <w:rPr>
-                <w:rFonts w:ascii="Aptos" w:hAnsi="Aptos" w:eastAsia="Aptos" w:cs="Aptos"/>
-                <w:color w:val="000000"/>
-                <w:sz w:val="24"/>
-                <w:szCs w:val="24"/>
-              </w:rPr>
-              <w:t xml:space="preserve">within </w:t>
-            </w:r>
-            <w:r>
-              <w:rPr>
-                <w:rFonts w:ascii="Aptos" w:hAnsi="Aptos" w:eastAsia="Aptos" w:cs="Aptos"/>
-                <w:color w:val="000000"/>
-                <w:sz w:val="24"/>
-                <w:szCs w:val="24"/>
-              </w:rPr>
-              <w:t>4 min</w:t>
+                <w:color w:val="000000"/>
+              </w:rPr>
+              <w:t>within 4 min</w:t>
             </w:r>
           </w:p>
         </w:tc>
@@ -739,8 +606,6 @@
               <w:rPr>
                 <w:rFonts w:ascii="Times New Roman" w:hAnsi="Times New Roman"/>
                 <w:color w:val="000000"/>
-                <w:sz w:val="24"/>
-                <w:szCs w:val="24"/>
               </w:rPr>
             </w:pPr>
           </w:p>
@@ -757,8 +622,6 @@
               <w:rPr>
                 <w:rFonts w:ascii="Times New Roman" w:hAnsi="Times New Roman"/>
                 <w:color w:val="000000"/>
-                <w:sz w:val="24"/>
-                <w:szCs w:val="24"/>
               </w:rPr>
             </w:pPr>
           </w:p>
@@ -781,34 +644,23 @@
               <w:rPr>
                 <w:rFonts w:ascii="Times New Roman" w:hAnsi="Times New Roman"/>
                 <w:color w:val="000000"/>
-                <w:sz w:val="24"/>
-                <w:szCs w:val="24"/>
               </w:rPr>
             </w:pPr>
             <w:r>
               <w:rPr>
-                <w:rFonts w:ascii="Aptos" w:hAnsi="Aptos" w:eastAsia="Aptos" w:cs="Aptos"/>
-                <w:color w:val="000000"/>
-                <w:sz w:val="24"/>
-                <w:szCs w:val="24"/>
+                <w:color w:val="000000"/>
               </w:rPr>
               <w:t xml:space="preserve">Recognized and some amount </w:t>
             </w:r>
             <w:r>
               <w:rPr>
-                <w:rFonts w:ascii="Aptos" w:hAnsi="Aptos" w:eastAsia="Aptos" w:cs="Aptos"/>
-                <w:color w:val="000000"/>
-                <w:sz w:val="24"/>
-                <w:szCs w:val="24"/>
+                <w:color w:val="000000"/>
               </w:rPr>
               <w:t xml:space="preserve">of </w:t>
             </w:r>
             <w:r>
               <w:rPr>
-                <w:rFonts w:ascii="Aptos" w:hAnsi="Aptos" w:eastAsia="Aptos" w:cs="Aptos"/>
-                <w:color w:val="000000"/>
-                <w:sz w:val="24"/>
-                <w:szCs w:val="24"/>
+                <w:color w:val="000000"/>
               </w:rPr>
               <w:t>treatment for shock</w:t>
             </w:r>
@@ -825,8 +677,6 @@
               <w:rPr>
                 <w:rFonts w:ascii="Times New Roman" w:hAnsi="Times New Roman"/>
                 <w:color w:val="000000"/>
-                <w:sz w:val="24"/>
-                <w:szCs w:val="24"/>
               </w:rPr>
             </w:pPr>
           </w:p>
@@ -843,8 +693,6 @@
               <w:rPr>
                 <w:rFonts w:ascii="Times New Roman" w:hAnsi="Times New Roman"/>
                 <w:color w:val="000000"/>
-                <w:sz w:val="24"/>
-                <w:szCs w:val="24"/>
               </w:rPr>
             </w:pPr>
           </w:p>
@@ -867,89 +715,60 @@
               <w:rPr>
                 <w:rFonts w:ascii="Times New Roman" w:hAnsi="Times New Roman"/>
                 <w:color w:val="000000"/>
-                <w:sz w:val="24"/>
-                <w:szCs w:val="24"/>
               </w:rPr>
             </w:pPr>
             <w:r>
               <w:rPr>
-                <w:rFonts w:ascii="Aptos" w:hAnsi="Aptos" w:eastAsia="Aptos" w:cs="Aptos"/>
-                <w:color w:val="000000"/>
-                <w:sz w:val="24"/>
-                <w:szCs w:val="24"/>
+                <w:color w:val="000000"/>
               </w:rPr>
               <w:t>Complete</w:t>
             </w:r>
             <w:r>
               <w:rPr>
-                <w:rFonts w:ascii="Aptos" w:hAnsi="Aptos" w:eastAsia="Aptos" w:cs="Aptos"/>
-                <w:color w:val="000000"/>
-                <w:sz w:val="24"/>
-                <w:szCs w:val="24"/>
+                <w:color w:val="000000"/>
               </w:rPr>
               <w:t xml:space="preserve"> or verbalize</w:t>
             </w:r>
             <w:r>
               <w:rPr>
-                <w:rFonts w:ascii="Aptos" w:hAnsi="Aptos" w:eastAsia="Aptos" w:cs="Aptos"/>
-                <w:color w:val="000000"/>
-                <w:sz w:val="24"/>
-                <w:szCs w:val="24"/>
+                <w:color w:val="000000"/>
               </w:rPr>
               <w:t xml:space="preserve"> all </w:t>
             </w:r>
             <w:r>
               <w:rPr>
-                <w:rFonts w:ascii="Aptos" w:hAnsi="Aptos" w:eastAsia="Aptos" w:cs="Aptos"/>
-                <w:color w:val="000000"/>
-                <w:sz w:val="24"/>
-                <w:szCs w:val="24"/>
+                <w:color w:val="000000"/>
               </w:rPr>
               <w:t>four</w:t>
             </w:r>
             <w:r>
               <w:rPr>
-                <w:rFonts w:ascii="Aptos" w:hAnsi="Aptos" w:eastAsia="Aptos" w:cs="Aptos"/>
-                <w:color w:val="000000"/>
-                <w:sz w:val="24"/>
-                <w:szCs w:val="24"/>
+                <w:color w:val="000000"/>
               </w:rPr>
               <w:t xml:space="preserve"> shock treatments</w:t>
             </w:r>
             <w:r>
               <w:rPr>
-                <w:rFonts w:ascii="Aptos" w:hAnsi="Aptos" w:eastAsia="Aptos" w:cs="Aptos"/>
-                <w:color w:val="000000"/>
-                <w:sz w:val="24"/>
-                <w:szCs w:val="24"/>
+                <w:color w:val="000000"/>
               </w:rPr>
               <w:t>—</w:t>
             </w:r>
             <w:r>
               <w:rPr>
-                <w:rFonts w:ascii="Aptos" w:hAnsi="Aptos" w:eastAsia="Aptos" w:cs="Aptos"/>
-                <w:color w:val="000000"/>
-                <w:sz w:val="24"/>
-                <w:szCs w:val="24"/>
+                <w:color w:val="000000"/>
               </w:rPr>
               <w:t>O</w:t>
             </w:r>
             <w:r>
               <w:rPr>
-                <w:rFonts w:ascii="Aptos" w:hAnsi="Aptos" w:eastAsia="Aptos" w:cs="Aptos"/>
-                <w:color w:val="000000"/>
-                <w:sz w:val="24"/>
-                <w:szCs w:val="24"/>
+                <w:color w:val="000000"/>
                 <w:vertAlign w:val="subscript"/>
               </w:rPr>
               <w:t>2</w:t>
             </w:r>
             <w:r>
               <w:rPr>
-                <w:rFonts w:ascii="Aptos" w:hAnsi="Aptos" w:eastAsia="Aptos" w:cs="Aptos"/>
-                <w:color w:val="000000"/>
-                <w:sz w:val="24"/>
-                <w:szCs w:val="24"/>
+                <w:color w:val="000000"/>
               </w:rPr>
               <w:t>, position, temperature, transport</w:t>
             </w:r>
@@ -966,8 +785,6 @@
               <w:rPr>
                 <w:rFonts w:ascii="Times New Roman" w:hAnsi="Times New Roman"/>
                 <w:color w:val="000000"/>
-                <w:sz w:val="24"/>
-                <w:szCs w:val="24"/>
               </w:rPr>
             </w:pPr>
           </w:p>
@@ -984,8 +801,6 @@
               <w:rPr>
                 <w:rFonts w:ascii="Times New Roman" w:hAnsi="Times New Roman"/>
                 <w:color w:val="000000"/>
-                <w:sz w:val="24"/>
-                <w:szCs w:val="24"/>
               </w:rPr>
             </w:pPr>
           </w:p>
@@ -1008,115 +823,71 @@
               <w:rPr>
                 <w:rFonts w:ascii="Times New Roman" w:hAnsi="Times New Roman"/>
                 <w:color w:val="000000"/>
-                <w:sz w:val="24"/>
-                <w:szCs w:val="24"/>
               </w:rPr>
             </w:pPr>
             <w:r>
               <w:rPr>
-                <w:rFonts w:ascii="Aptos" w:hAnsi="Aptos" w:eastAsia="Aptos" w:cs="Aptos"/>
-                <w:color w:val="000000"/>
-                <w:sz w:val="24"/>
-                <w:szCs w:val="24"/>
+                <w:color w:val="000000"/>
               </w:rPr>
               <w:t>Obtained history</w:t>
             </w:r>
             <w:r>
               <w:rPr>
-                <w:rFonts w:ascii="Aptos" w:hAnsi="Aptos" w:eastAsia="Aptos" w:cs="Aptos"/>
-                <w:color w:val="000000"/>
-                <w:sz w:val="24"/>
-                <w:szCs w:val="24"/>
+                <w:color w:val="000000"/>
               </w:rPr>
               <w:t>—</w:t>
             </w:r>
             <w:r>
               <w:rPr>
-                <w:rFonts w:ascii="Aptos" w:hAnsi="Aptos" w:eastAsia="Aptos" w:cs="Aptos"/>
-                <w:color w:val="000000"/>
-                <w:sz w:val="24"/>
-                <w:szCs w:val="24"/>
+                <w:color w:val="000000"/>
               </w:rPr>
               <w:t>SAMPLE, OPQRST if time allowed</w:t>
             </w:r>
             <w:r>
               <w:rPr>
-                <w:rFonts w:ascii="Aptos" w:hAnsi="Aptos" w:eastAsia="Aptos" w:cs="Aptos"/>
-                <w:color w:val="000000"/>
-                <w:sz w:val="24"/>
-                <w:szCs w:val="24"/>
+                <w:color w:val="000000"/>
               </w:rPr>
               <w:t>—</w:t>
             </w:r>
             <w:r>
               <w:rPr>
-                <w:rFonts w:ascii="Aptos" w:hAnsi="Aptos" w:eastAsia="Aptos" w:cs="Aptos"/>
-                <w:color w:val="000000"/>
-                <w:sz w:val="24"/>
-                <w:szCs w:val="24"/>
+                <w:color w:val="000000"/>
               </w:rPr>
               <w:t xml:space="preserve">not </w:t>
             </w:r>
             <w:r>
               <w:rPr>
-                <w:rFonts w:ascii="Aptos" w:hAnsi="Aptos" w:eastAsia="Aptos" w:cs="Aptos"/>
-                <w:color w:val="000000"/>
-                <w:sz w:val="24"/>
-                <w:szCs w:val="24"/>
+                <w:color w:val="000000"/>
               </w:rPr>
               <w:t>part of total score</w:t>
             </w:r>
             <w:r>
               <w:rPr>
-                <w:rFonts w:ascii="Aptos" w:hAnsi="Aptos" w:eastAsia="Aptos" w:cs="Aptos"/>
-                <w:color w:val="000000"/>
-                <w:sz w:val="24"/>
-                <w:szCs w:val="24"/>
+                <w:color w:val="000000"/>
               </w:rPr>
               <w:t>,</w:t>
             </w:r>
             <w:r>
               <w:rPr>
-                <w:rFonts w:ascii="Aptos" w:hAnsi="Aptos" w:eastAsia="Aptos" w:cs="Aptos"/>
-                <w:color w:val="000000"/>
-                <w:sz w:val="24"/>
-                <w:szCs w:val="24"/>
-              </w:rPr>
-              <w:t xml:space="preserve"> but you can receive a </w:t>
+                <w:color w:val="000000"/>
+              </w:rPr>
+              <w:t xml:space="preserve"> but you can receive a 1</w:t>
             </w:r>
             <w:r>
               <w:rPr>
-                <w:rFonts w:ascii="Aptos" w:hAnsi="Aptos" w:eastAsia="Aptos" w:cs="Aptos"/>
-                <w:color w:val="000000"/>
-                <w:sz w:val="24"/>
-                <w:szCs w:val="24"/>
-              </w:rPr>
-              <w:t>1</w:t>
-            </w:r>
-            <w:r>
-              <w:rPr>
-                <w:rFonts w:ascii="Aptos" w:hAnsi="Aptos" w:eastAsia="Aptos" w:cs="Aptos"/>
-                <w:color w:val="000000"/>
-                <w:sz w:val="24"/>
-                <w:szCs w:val="24"/>
+                <w:color w:val="000000"/>
               </w:rPr>
               <w:t>-</w:t>
             </w:r>
             <w:r>
               <w:rPr>
-                <w:rFonts w:ascii="Aptos" w:hAnsi="Aptos" w:eastAsia="Aptos" w:cs="Aptos"/>
-                <w:color w:val="000000"/>
-                <w:sz w:val="24"/>
-                <w:szCs w:val="24"/>
+                <w:color w:val="000000"/>
               </w:rPr>
               <w:t xml:space="preserve">point bonus for asking any of the </w:t>
             </w:r>
             <w:r>
               <w:rPr>
-                <w:rFonts w:ascii="Aptos" w:hAnsi="Aptos" w:eastAsia="Aptos" w:cs="Aptos"/>
-                <w:color w:val="000000"/>
-                <w:sz w:val="24"/>
-                <w:szCs w:val="24"/>
+                <w:color w:val="000000"/>
               </w:rPr>
               <w:t>questions</w:t>
             </w:r>
@@ -1133,8 +904,6 @@
               <w:rPr>
                 <w:rFonts w:ascii="Times New Roman" w:hAnsi="Times New Roman"/>
                 <w:color w:val="000000"/>
-                <w:sz w:val="24"/>
-                <w:szCs w:val="24"/>
               </w:rPr>
             </w:pPr>
           </w:p>
@@ -1151,8 +920,6 @@
               <w:rPr>
                 <w:rFonts w:ascii="Times New Roman" w:hAnsi="Times New Roman"/>
                 <w:color w:val="000000"/>
-                <w:sz w:val="24"/>
-                <w:szCs w:val="24"/>
               </w:rPr>
             </w:pPr>
           </w:p>
@@ -1175,97 +942,41 @@
               <w:rPr>
                 <w:rFonts w:ascii="Times New Roman" w:hAnsi="Times New Roman"/>
                 <w:color w:val="000000"/>
-                <w:sz w:val="24"/>
-                <w:szCs w:val="24"/>
               </w:rPr>
             </w:pPr>
             <w:r>
               <w:rPr>
-                <w:rFonts w:ascii="Aptos" w:hAnsi="Aptos" w:eastAsia="Aptos" w:cs="Aptos"/>
-                <w:color w:val="000000"/>
-                <w:sz w:val="24"/>
-                <w:szCs w:val="24"/>
-              </w:rPr>
-              <w:t xml:space="preserve">Completed wrapping the wound </w:t>
+                <w:color w:val="000000"/>
+              </w:rPr>
+              <w:t>Completed wrapping the wound 1</w:t>
             </w:r>
             <w:r>
               <w:rPr>
-                <w:rFonts w:ascii="Aptos" w:hAnsi="Aptos" w:eastAsia="Aptos" w:cs="Aptos"/>
-                <w:color w:val="000000"/>
-                <w:sz w:val="24"/>
-                <w:szCs w:val="24"/>
-              </w:rPr>
-              <w:t>1</w:t>
+                <w:color w:val="000000"/>
+              </w:rPr>
+              <w:t xml:space="preserve"> in. </w:t>
             </w:r>
             <w:r>
               <w:rPr>
-                <w:rFonts w:ascii="Aptos" w:hAnsi="Aptos" w:eastAsia="Aptos" w:cs="Aptos"/>
-                <w:color w:val="000000"/>
-                <w:sz w:val="24"/>
-                <w:szCs w:val="24"/>
-              </w:rPr>
-              <w:t xml:space="preserve"> in.</w:t>
-            </w:r>
-            <w:r>
-              <w:rPr>
-                <w:rFonts w:ascii="Aptos" w:hAnsi="Aptos" w:eastAsia="Aptos" w:cs="Aptos"/>
-                <w:color w:val="000000"/>
-                <w:sz w:val="24"/>
-                <w:szCs w:val="24"/>
-              </w:rPr>
-              <w:t xml:space="preserve"> </w:t>
-            </w:r>
-            <w:r>
-              <w:rPr>
-                <w:rFonts w:ascii="Aptos" w:hAnsi="Aptos" w:eastAsia="Aptos" w:cs="Aptos"/>
-                <w:color w:val="000000"/>
-                <w:sz w:val="24"/>
-                <w:szCs w:val="24"/>
+                <w:color w:val="000000"/>
               </w:rPr>
               <w:t>around wound</w:t>
             </w:r>
             <w:r>
               <w:rPr>
-                <w:rFonts w:ascii="Aptos" w:hAnsi="Aptos" w:eastAsia="Aptos" w:cs="Aptos"/>
-                <w:color w:val="000000"/>
-                <w:sz w:val="24"/>
-                <w:szCs w:val="24"/>
-              </w:rPr>
-              <w:t xml:space="preserve"> and </w:t>
+                <w:color w:val="000000"/>
+              </w:rPr>
+              <w:t xml:space="preserve"> and 1</w:t>
             </w:r>
             <w:r>
               <w:rPr>
-                <w:rFonts w:ascii="Aptos" w:hAnsi="Aptos" w:eastAsia="Aptos" w:cs="Aptos"/>
-                <w:color w:val="000000"/>
-                <w:sz w:val="24"/>
-                <w:szCs w:val="24"/>
-              </w:rPr>
-              <w:t>1</w:t>
+                <w:color w:val="000000"/>
+              </w:rPr>
+              <w:t xml:space="preserve"> in. </w:t>
             </w:r>
             <w:r>
               <w:rPr>
-                <w:rFonts w:ascii="Aptos" w:hAnsi="Aptos" w:eastAsia="Aptos" w:cs="Aptos"/>
-                <w:color w:val="000000"/>
-                <w:sz w:val="24"/>
-                <w:szCs w:val="24"/>
-              </w:rPr>
-              <w:t xml:space="preserve"> in.</w:t>
-            </w:r>
-            <w:r>
-              <w:rPr>
-                <w:rFonts w:ascii="Aptos" w:hAnsi="Aptos" w:eastAsia="Aptos" w:cs="Aptos"/>
-                <w:color w:val="000000"/>
-                <w:sz w:val="24"/>
-                <w:szCs w:val="24"/>
-              </w:rPr>
-              <w:t xml:space="preserve"> </w:t>
-            </w:r>
-            <w:r>
-              <w:rPr>
-                <w:rFonts w:ascii="Aptos" w:hAnsi="Aptos" w:eastAsia="Aptos" w:cs="Aptos"/>
-                <w:color w:val="000000"/>
-                <w:sz w:val="24"/>
-                <w:szCs w:val="24"/>
+                <w:color w:val="000000"/>
               </w:rPr>
               <w:t>around dressing</w:t>
             </w:r>
@@ -1282,8 +993,6 @@
               <w:rPr>
                 <w:rFonts w:ascii="Times New Roman" w:hAnsi="Times New Roman"/>
                 <w:color w:val="000000"/>
-                <w:sz w:val="24"/>
-                <w:szCs w:val="24"/>
               </w:rPr>
             </w:pPr>
           </w:p>
@@ -1300,8 +1009,6 @@
               <w:rPr>
                 <w:rFonts w:ascii="Times New Roman" w:hAnsi="Times New Roman"/>
                 <w:color w:val="000000"/>
-                <w:sz w:val="24"/>
-                <w:szCs w:val="24"/>
               </w:rPr>
             </w:pPr>
           </w:p>
@@ -1324,34 +1031,23 @@
               <w:rPr>
                 <w:rFonts w:ascii="Times New Roman" w:hAnsi="Times New Roman"/>
                 <w:color w:val="000000"/>
-                <w:sz w:val="24"/>
-                <w:szCs w:val="24"/>
               </w:rPr>
             </w:pPr>
             <w:r>
               <w:rPr>
-                <w:rFonts w:ascii="Aptos" w:hAnsi="Aptos" w:eastAsia="Aptos" w:cs="Aptos"/>
-                <w:color w:val="000000"/>
-                <w:sz w:val="24"/>
-                <w:szCs w:val="24"/>
+                <w:color w:val="000000"/>
               </w:rPr>
               <w:t>Secure</w:t>
             </w:r>
             <w:r>
               <w:rPr>
-                <w:rFonts w:ascii="Aptos" w:hAnsi="Aptos" w:eastAsia="Aptos" w:cs="Aptos"/>
-                <w:color w:val="000000"/>
-                <w:sz w:val="24"/>
-                <w:szCs w:val="24"/>
+                <w:color w:val="000000"/>
               </w:rPr>
               <w:t xml:space="preserve"> or s</w:t>
             </w:r>
             <w:r>
               <w:rPr>
-                <w:rFonts w:ascii="Aptos" w:hAnsi="Aptos" w:eastAsia="Aptos" w:cs="Aptos"/>
-                <w:color w:val="000000"/>
-                <w:sz w:val="24"/>
-                <w:szCs w:val="24"/>
+                <w:color w:val="000000"/>
               </w:rPr>
               <w:t>plint the wound for protection and possible fracture</w:t>
             </w:r>
@@ -1368,8 +1064,6 @@
               <w:rPr>
                 <w:rFonts w:ascii="Times New Roman" w:hAnsi="Times New Roman"/>
                 <w:color w:val="000000"/>
-                <w:sz w:val="24"/>
-                <w:szCs w:val="24"/>
               </w:rPr>
             </w:pPr>
           </w:p>
@@ -1386,8 +1080,6 @@
               <w:rPr>
                 <w:rFonts w:ascii="Times New Roman" w:hAnsi="Times New Roman"/>
                 <w:color w:val="000000"/>
-                <w:sz w:val="24"/>
-                <w:szCs w:val="24"/>
               </w:rPr>
             </w:pPr>
           </w:p>
@@ -1406,21 +1098,18 @@
           <w:szCs w:val="20"/>
         </w:rPr>
       </w:pPr>
-      <w:bookmarkStart w:id="6" w:name="_Hlk222486151"/>
       <w:r>
         <w:rPr>
-          <w:rFonts w:ascii="Aptos" w:hAnsi="Aptos" w:eastAsia="Aptos" w:cs="Aptos"/>
           <w:color w:val="000000"/>
           <w:sz w:val="20"/>
           <w:szCs w:val="20"/>
         </w:rPr>
         <w:t xml:space="preserve">0 = not performed; 1 = inadequate; 2 = </w:t>
       </w:r>
-      <w:bookmarkStart w:id="7" w:name="_Hlk222480168"/>
-      <w:bookmarkStart w:id="8" w:name="_Hlk222480202"/>
+      <w:bookmarkStart w:id="0" w:name="_Hlk222480168"/>
+      <w:bookmarkStart w:id="1" w:name="_Hlk222480202"/>
       <w:r>
         <w:rPr>
-          <w:rFonts w:ascii="Aptos" w:hAnsi="Aptos" w:eastAsia="Aptos" w:cs="Aptos"/>
           <w:bCs/>
           <w:color w:val="000000"/>
           <w:sz w:val="20"/>
@@ -1428,10 +1117,9 @@
         </w:rPr>
         <w:t>minimum standard of care or above</w:t>
       </w:r>
-      <w:bookmarkEnd w:id="7"/>
+      <w:bookmarkEnd w:id="0"/>
       <w:r>
         <w:rPr>
-          <w:rFonts w:ascii="Aptos" w:hAnsi="Aptos" w:eastAsia="Aptos" w:cs="Aptos"/>
           <w:bCs/>
           <w:color w:val="000000"/>
           <w:sz w:val="20"/>
@@ -1439,7 +1127,7 @@
         </w:rPr>
         <w:t>.</w:t>
       </w:r>
-      <w:bookmarkEnd w:id="8"/>
+      <w:bookmarkEnd w:id="1"/>
     </w:p>
     <w:p>
       <w:pPr>
@@ -1455,7 +1143,6 @@
       </w:pPr>
       <w:r>
         <w:rPr>
-          <w:rFonts w:ascii="Aptos" w:hAnsi="Aptos" w:eastAsia="Aptos" w:cs="Aptos"/>
           <w:bCs/>
           <w:color w:val="000000"/>
           <w:sz w:val="24"/>
@@ -1465,7 +1152,7 @@
       </w:r>
     </w:p>
     <w:sectPr>
-      <w:footerReference w:type="default" r:id="rId9"/>
+      <w:footerReference w:type="default" r:id="rId7"/>
       <w:pgSz w:w="12240" w:h="15840"/>
       <w:pgMar w:top="1440" w:right="1440" w:bottom="1440" w:left="1440" w:header="706" w:footer="706" w:gutter="0"/>
       <w:cols w:space="720"/>
@@ -1476,7 +1163,7 @@
 </file>
 
 <file path=word/endnotes.xml><?xml version="1.0" encoding="utf-8"?>
-<w:endnotes xmlns:wpc="http://schemas.microsoft.com/office/word/2010/wordprocessingCanvas" xmlns:cx="http://schemas.microsoft.com/office/drawing/2014/chartex" xmlns:cx1="http://schemas.microsoft.com/office/drawing/2015/9/8/chartex" xmlns:cx2="http://schemas.microsoft.com/office/drawing/2015/10/21/chartex" xmlns:cx3="http://schemas.microsoft.com/office/drawing/2016/5/9/chartex" xmlns:cx4="http://schemas.microsoft.com/office/drawing/2016/5/10/chartex" xmlns:cx5="http://schemas.microsoft.com/office/drawing/2016/5/11/chartex" xmlns:cx6="http://schemas.microsoft.com/office/drawing/2016/5/12/chartex" xmlns:cx7="http://schemas.microsoft.com/office/drawing/2016/5/13/chartex" xmlns:cx8="http://schemas.microsoft.com/office/drawing/2016/5/14/chartex" xmlns:mc="http://schemas.openxmlformats.org/markup-compatibility/2006" xmlns:aink="http://schemas.microsoft.com/office/drawing/2016/ink" xmlns:am3d="http://schemas.microsoft.com/office/drawing/2017/model3d" xmlns:o="urn:schemas-microsoft-com:office:office" xmlns:oel="http://schemas.microsoft.com/office/2019/extlst" xmlns:r="http://schemas.openxmlformats.org/officeDocument/2006/relationships" xmlns:m="http://schemas.openxmlformats.org/officeDocument/2006/math" xmlns:v="urn:schemas-microsoft-com:vml" xmlns:wp14="http://schemas.microsoft.com/office/word/2010/wordprocessingDrawing" xmlns:wp="http://schemas.openxmlformats.org/drawingml/2006/wordprocessingDrawing" xmlns:w10="urn:schemas-microsoft-com:office:word" xmlns:w="http://schemas.openxmlformats.org/wordprocessingml/2006/main" xmlns:w14="http://schemas.microsoft.com/office/word/2010/wordml" xmlns:w15="http://schemas.microsoft.com/office/word/2012/wordml" xmlns:w16cei="http://schemas.microsoft.com/office/word/2026/wordml/cei" xmlns:w16cex="http://schemas.microsoft.com/office/word/2018/wordml/cex" xmlns:w16cid="http://schemas.microsoft.com/office/word/2016/wordml/cid" xmlns:w16="http://schemas.microsoft.com/office/word/2018/wordml" xmlns:w16du="http://schemas.microsoft.com/office/word/2023/wordml/word16du" xmlns:w16sdtdh="http://schemas.microsoft.com/office/word/2020/wordml/sdtdatahash" xmlns:w16sdtfl="http://schemas.microsoft.com/office/word/2024/wordml/sdtformatlock" xmlns:w16se="http://schemas.microsoft.com/office/word/2015/wordml/symex" xmlns:wpg="http://schemas.microsoft.com/office/word/2010/wordprocessingGroup" xmlns:wpi="http://schemas.microsoft.com/office/word/2010/wordprocessingInk" xmlns:wne="http://schemas.microsoft.com/office/word/2006/wordml" xmlns:wps="http://schemas.microsoft.com/office/word/2010/wordprocessingShape" mc:Ignorable="w14 w15 w16se w16cid w16 w16cex w16sdtdh w16sdtfl w16du wp14">
+<w:endnotes xmlns:wpc="http://schemas.microsoft.com/office/word/2010/wordprocessingCanvas" xmlns:cx="http://schemas.microsoft.com/office/drawing/2014/chartex" xmlns:cx1="http://schemas.microsoft.com/office/drawing/2015/9/8/chartex" xmlns:cx2="http://schemas.microsoft.com/office/drawing/2015/10/21/chartex" xmlns:cx3="http://schemas.microsoft.com/office/drawing/2016/5/9/chartex" xmlns:cx4="http://schemas.microsoft.com/office/drawing/2016/5/10/chartex" xmlns:cx5="http://schemas.microsoft.com/office/drawing/2016/5/11/chartex" xmlns:cx6="http://schemas.microsoft.com/office/drawing/2016/5/12/chartex" xmlns:cx7="http://schemas.microsoft.com/office/drawing/2016/5/13/chartex" xmlns:cx8="http://schemas.microsoft.com/office/drawing/2016/5/14/chartex" xmlns:mc="http://schemas.openxmlformats.org/markup-compatibility/2006" xmlns:aink="http://schemas.microsoft.com/office/drawing/2016/ink" xmlns:am3d="http://schemas.microsoft.com/office/drawing/2017/model3d" xmlns:o="urn:schemas-microsoft-com:office:office" xmlns:oel="http://schemas.microsoft.com/office/2019/extlst" xmlns:r="http://schemas.openxmlformats.org/officeDocument/2006/relationships" xmlns:m="http://schemas.openxmlformats.org/officeDocument/2006/math" xmlns:v="urn:schemas-microsoft-com:vml" xmlns:wp14="http://schemas.microsoft.com/office/word/2010/wordprocessingDrawing" xmlns:wp="http://schemas.openxmlformats.org/drawingml/2006/wordprocessingDrawing" xmlns:w10="urn:schemas-microsoft-com:office:word" xmlns:w="http://schemas.openxmlformats.org/wordprocessingml/2006/main" xmlns:w14="http://schemas.microsoft.com/office/word/2010/wordml" xmlns:w15="http://schemas.microsoft.com/office/word/2012/wordml" xmlns:w16cex="http://schemas.microsoft.com/office/word/2018/wordml/cex" xmlns:w16cid="http://schemas.microsoft.com/office/word/2016/wordml/cid" xmlns:w16="http://schemas.microsoft.com/office/word/2018/wordml" xmlns:w16du="http://schemas.microsoft.com/office/word/2023/wordml/word16du" xmlns:w16sdtdh="http://schemas.microsoft.com/office/word/2020/wordml/sdtdatahash" xmlns:w16sdtfl="http://schemas.microsoft.com/office/word/2024/wordml/sdtformatlock" xmlns:w16se="http://schemas.microsoft.com/office/word/2015/wordml/symex" xmlns:wpg="http://schemas.microsoft.com/office/word/2010/wordprocessingGroup" xmlns:wpi="http://schemas.microsoft.com/office/word/2010/wordprocessingInk" xmlns:wne="http://schemas.microsoft.com/office/word/2006/wordml" xmlns:wps="http://schemas.microsoft.com/office/word/2010/wordprocessingShape" mc:Ignorable="w14 w15 w16se w16cid w16 w16cex w16sdtdh w16sdtfl w16du wp14">
   <w:endnote w:type="separator" w:id="-1">
     <w:p>
       <w:pPr>
@@ -1501,22 +1188,19 @@
 </file>
 
 <file path=word/footer1.xml><?xml version="1.0" encoding="utf-8"?>
-<w:ftr xmlns:m="http://schemas.openxmlformats.org/officeDocument/2006/math" xmlns:mc="http://schemas.openxmlformats.org/markup-compatibility/2006" xmlns:mo="http://schemas.microsoft.com/office/mac/office/2008/main" xmlns:mv="urn:schemas-microsoft-com:mac:vml" xmlns:o="urn:schemas-microsoft-com:office:office" xmlns:r="http://schemas.openxmlformats.org/officeDocument/2006/relationships" xmlns:v="urn:schemas-microsoft-com:vml" xmlns:w10="urn:schemas-microsoft-com:office:word" xmlns:w14="http://schemas.microsoft.com/office/word/2010/wordml" xmlns:w="http://schemas.openxmlformats.org/wordprocessingml/2006/main" xmlns:wne="http://schemas.microsoft.com/office/word/2006/wordml" xmlns:wp14="http://schemas.microsoft.com/office/word/2010/wordprocessingDrawing" xmlns:wp="http://schemas.openxmlformats.org/drawingml/2006/wordprocessingDrawing" xmlns:wpc="http://schemas.microsoft.com/office/word/2010/wordprocessingCanvas" xmlns:wpg="http://schemas.microsoft.com/office/word/2010/wordprocessingGroup" xmlns:wpi="http://schemas.microsoft.com/office/word/2010/wordprocessingInk" xmlns:wps="http://schemas.microsoft.com/office/word/2010/wordprocessingShape" mc:Ignorable="w14 wp14">
+<w:ftr xmlns:wpc="http://schemas.microsoft.com/office/word/2010/wordprocessingCanvas" xmlns:cx="http://schemas.microsoft.com/office/drawing/2014/chartex" xmlns:cx1="http://schemas.microsoft.com/office/drawing/2015/9/8/chartex" xmlns:cx2="http://schemas.microsoft.com/office/drawing/2015/10/21/chartex" xmlns:cx3="http://schemas.microsoft.com/office/drawing/2016/5/9/chartex" xmlns:cx4="http://schemas.microsoft.com/office/drawing/2016/5/10/chartex" xmlns:cx5="http://schemas.microsoft.com/office/drawing/2016/5/11/chartex" xmlns:cx6="http://schemas.microsoft.com/office/drawing/2016/5/12/chartex" xmlns:cx7="http://schemas.microsoft.com/office/drawing/2016/5/13/chartex" xmlns:cx8="http://schemas.microsoft.com/office/drawing/2016/5/14/chartex" xmlns:mc="http://schemas.openxmlformats.org/markup-compatibility/2006" xmlns:aink="http://schemas.microsoft.com/office/drawing/2016/ink" xmlns:am3d="http://schemas.microsoft.com/office/drawing/2017/model3d" xmlns:o="urn:schemas-microsoft-com:office:office" xmlns:oel="http://schemas.microsoft.com/office/2019/extlst" xmlns:r="http://schemas.openxmlformats.org/officeDocument/2006/relationships" xmlns:m="http://schemas.openxmlformats.org/officeDocument/2006/math" xmlns:v="urn:schemas-microsoft-com:vml" xmlns:wp14="http://schemas.microsoft.com/office/word/2010/wordprocessingDrawing" xmlns:wp="http://schemas.openxmlformats.org/drawingml/2006/wordprocessingDrawing" xmlns:w10="urn:schemas-microsoft-com:office:word" xmlns:w="http://schemas.openxmlformats.org/wordprocessingml/2006/main" xmlns:w14="http://schemas.microsoft.com/office/word/2010/wordml" xmlns:w15="http://schemas.microsoft.com/office/word/2012/wordml" xmlns:w16cex="http://schemas.microsoft.com/office/word/2018/wordml/cex" xmlns:w16cid="http://schemas.microsoft.com/office/word/2016/wordml/cid" xmlns:w16="http://schemas.microsoft.com/office/word/2018/wordml" xmlns:w16du="http://schemas.microsoft.com/office/word/2023/wordml/word16du" xmlns:w16sdtdh="http://schemas.microsoft.com/office/word/2020/wordml/sdtdatahash" xmlns:w16sdtfl="http://schemas.microsoft.com/office/word/2024/wordml/sdtformatlock" xmlns:w16se="http://schemas.microsoft.com/office/word/2015/wordml/symex" xmlns:wpg="http://schemas.microsoft.com/office/word/2010/wordprocessingGroup" xmlns:wpi="http://schemas.microsoft.com/office/word/2010/wordprocessingInk" xmlns:wne="http://schemas.microsoft.com/office/word/2006/wordml" xmlns:wps="http://schemas.microsoft.com/office/word/2010/wordprocessingShape" mc:Ignorable="w14 w15 w16se w16cid w16 w16cex w16sdtdh w16sdtfl w16du wp14">
   <w:p>
     <w:pPr>
-      <w:spacing w:line="240" w:lineRule="auto" w:before="0" w:after="0"/>
-      <w:jc w:val="left"/>
+      <w:spacing w:after="0" w:line="240" w:lineRule="auto"/>
     </w:pPr>
     <w:r>
       <w:rPr>
-        <w:rFonts w:ascii="Aptos" w:hAnsi="Aptos" w:eastAsia="Aptos" w:cs="Aptos"/>
         <w:sz w:val="18"/>
       </w:rPr>
       <w:t xml:space="preserve">From J.M. Larson and H.L. Stedge, </w:t>
     </w:r>
     <w:r>
       <w:rPr>
-        <w:rFonts w:ascii="Aptos" w:hAnsi="Aptos" w:eastAsia="Aptos" w:cs="Aptos"/>
         <w:i/>
         <w:sz w:val="18"/>
       </w:rPr>
@@ -1524,7 +1208,6 @@
     </w:r>
     <w:r>
       <w:rPr>
-        <w:rFonts w:ascii="Aptos" w:hAnsi="Aptos" w:eastAsia="Aptos" w:cs="Aptos"/>
         <w:sz w:val="18"/>
       </w:rPr>
       <w:t xml:space="preserve"> (Human Kinetics, 2027).</w:t>
@@ -1534,7 +1217,7 @@
 </file>
 
 <file path=word/footnotes.xml><?xml version="1.0" encoding="utf-8"?>
-<w:footnotes xmlns:wpc="http://schemas.microsoft.com/office/word/2010/wordprocessingCanvas" xmlns:cx="http://schemas.microsoft.com/office/drawing/2014/chartex" xmlns:cx1="http://schemas.microsoft.com/office/drawing/2015/9/8/chartex" xmlns:cx2="http://schemas.microsoft.com/office/drawing/2015/10/21/chartex" xmlns:cx3="http://schemas.microsoft.com/office/drawing/2016/5/9/chartex" xmlns:cx4="http://schemas.microsoft.com/office/drawing/2016/5/10/chartex" xmlns:cx5="http://schemas.microsoft.com/office/drawing/2016/5/11/chartex" xmlns:cx6="http://schemas.microsoft.com/office/drawing/2016/5/12/chartex" xmlns:cx7="http://schemas.microsoft.com/office/drawing/2016/5/13/chartex" xmlns:cx8="http://schemas.microsoft.com/office/drawing/2016/5/14/chartex" xmlns:mc="http://schemas.openxmlformats.org/markup-compatibility/2006" xmlns:aink="http://schemas.microsoft.com/office/drawing/2016/ink" xmlns:am3d="http://schemas.microsoft.com/office/drawing/2017/model3d" xmlns:o="urn:schemas-microsoft-com:office:office" xmlns:oel="http://schemas.microsoft.com/office/2019/extlst" xmlns:r="http://schemas.openxmlformats.org/officeDocument/2006/relationships" xmlns:m="http://schemas.openxmlformats.org/officeDocument/2006/math" xmlns:v="urn:schemas-microsoft-com:vml" xmlns:wp14="http://schemas.microsoft.com/office/word/2010/wordprocessingDrawing" xmlns:wp="http://schemas.openxmlformats.org/drawingml/2006/wordprocessingDrawing" xmlns:w10="urn:schemas-microsoft-com:office:word" xmlns:w="http://schemas.openxmlformats.org/wordprocessingml/2006/main" xmlns:w14="http://schemas.microsoft.com/office/word/2010/wordml" xmlns:w15="http://schemas.microsoft.com/office/word/2012/wordml" xmlns:w16cei="http://schemas.microsoft.com/office/word/2026/wordml/cei" xmlns:w16cex="http://schemas.microsoft.com/office/word/2018/wordml/cex" xmlns:w16cid="http://schemas.microsoft.com/office/word/2016/wordml/cid" xmlns:w16="http://schemas.microsoft.com/office/word/2018/wordml" xmlns:w16du="http://schemas.microsoft.com/office/word/2023/wordml/word16du" xmlns:w16sdtdh="http://schemas.microsoft.com/office/word/2020/wordml/sdtdatahash" xmlns:w16sdtfl="http://schemas.microsoft.com/office/word/2024/wordml/sdtformatlock" xmlns:w16se="http://schemas.microsoft.com/office/word/2015/wordml/symex" xmlns:wpg="http://schemas.microsoft.com/office/word/2010/wordprocessingGroup" xmlns:wpi="http://schemas.microsoft.com/office/word/2010/wordprocessingInk" xmlns:wne="http://schemas.microsoft.com/office/word/2006/wordml" xmlns:wps="http://schemas.microsoft.com/office/word/2010/wordprocessingShape" mc:Ignorable="w14 w15 w16se w16cid w16 w16cex w16sdtdh w16sdtfl w16du wp14">
+<w:footnotes xmlns:wpc="http://schemas.microsoft.com/office/word/2010/wordprocessingCanvas" xmlns:cx="http://schemas.microsoft.com/office/drawing/2014/chartex" xmlns:cx1="http://schemas.microsoft.com/office/drawing/2015/9/8/chartex" xmlns:cx2="http://schemas.microsoft.com/office/drawing/2015/10/21/chartex" xmlns:cx3="http://schemas.microsoft.com/office/drawing/2016/5/9/chartex" xmlns:cx4="http://schemas.microsoft.com/office/drawing/2016/5/10/chartex" xmlns:cx5="http://schemas.microsoft.com/office/drawing/2016/5/11/chartex" xmlns:cx6="http://schemas.microsoft.com/office/drawing/2016/5/12/chartex" xmlns:cx7="http://schemas.microsoft.com/office/drawing/2016/5/13/chartex" xmlns:cx8="http://schemas.microsoft.com/office/drawing/2016/5/14/chartex" xmlns:mc="http://schemas.openxmlformats.org/markup-compatibility/2006" xmlns:aink="http://schemas.microsoft.com/office/drawing/2016/ink" xmlns:am3d="http://schemas.microsoft.com/office/drawing/2017/model3d" xmlns:o="urn:schemas-microsoft-com:office:office" xmlns:oel="http://schemas.microsoft.com/office/2019/extlst" xmlns:r="http://schemas.openxmlformats.org/officeDocument/2006/relationships" xmlns:m="http://schemas.openxmlformats.org/officeDocument/2006/math" xmlns:v="urn:schemas-microsoft-com:vml" xmlns:wp14="http://schemas.microsoft.com/office/word/2010/wordprocessingDrawing" xmlns:wp="http://schemas.openxmlformats.org/drawingml/2006/wordprocessingDrawing" xmlns:w10="urn:schemas-microsoft-com:office:word" xmlns:w="http://schemas.openxmlformats.org/wordprocessingml/2006/main" xmlns:w14="http://schemas.microsoft.com/office/word/2010/wordml" xmlns:w15="http://schemas.microsoft.com/office/word/2012/wordml" xmlns:w16cex="http://schemas.microsoft.com/office/word/2018/wordml/cex" xmlns:w16cid="http://schemas.microsoft.com/office/word/2016/wordml/cid" xmlns:w16="http://schemas.microsoft.com/office/word/2018/wordml" xmlns:w16du="http://schemas.microsoft.com/office/word/2023/wordml/word16du" xmlns:w16sdtdh="http://schemas.microsoft.com/office/word/2020/wordml/sdtdatahash" xmlns:w16sdtfl="http://schemas.microsoft.com/office/word/2024/wordml/sdtformatlock" xmlns:w16se="http://schemas.microsoft.com/office/word/2015/wordml/symex" xmlns:wpg="http://schemas.microsoft.com/office/word/2010/wordprocessingGroup" xmlns:wpi="http://schemas.microsoft.com/office/word/2010/wordprocessingInk" xmlns:wne="http://schemas.microsoft.com/office/word/2006/wordml" xmlns:wps="http://schemas.microsoft.com/office/word/2010/wordprocessingShape" mc:Ignorable="w14 w15 w16se w16cid w16 w16cex w16sdtdh w16sdtfl w16du wp14">
   <w:footnote w:type="separator" w:id="-1">
     <w:p>
       <w:pPr>
@@ -1559,7 +1242,7 @@
 </file>
 
 <file path=word/numbering.xml><?xml version="1.0" encoding="utf-8"?>
-<w:numbering xmlns:wpc="http://schemas.microsoft.com/office/word/2010/wordprocessingCanvas" xmlns:cx="http://schemas.microsoft.com/office/drawing/2014/chartex" xmlns:cx1="http://schemas.microsoft.com/office/drawing/2015/9/8/chartex" xmlns:cx2="http://schemas.microsoft.com/office/drawing/2015/10/21/chartex" xmlns:cx3="http://schemas.microsoft.com/office/drawing/2016/5/9/chartex" xmlns:cx4="http://schemas.microsoft.com/office/drawing/2016/5/10/chartex" xmlns:cx5="http://schemas.microsoft.com/office/drawing/2016/5/11/chartex" xmlns:cx6="http://schemas.microsoft.com/office/drawing/2016/5/12/chartex" xmlns:cx7="http://schemas.microsoft.com/office/drawing/2016/5/13/chartex" xmlns:cx8="http://schemas.microsoft.com/office/drawing/2016/5/14/chartex" xmlns:mc="http://schemas.openxmlformats.org/markup-compatibility/2006" xmlns:aink="http://schemas.microsoft.com/office/drawing/2016/ink" xmlns:am3d="http://schemas.microsoft.com/office/drawing/2017/model3d" xmlns:o="urn:schemas-microsoft-com:office:office" xmlns:oel="http://schemas.microsoft.com/office/2019/extlst" xmlns:r="http://schemas.openxmlformats.org/officeDocument/2006/relationships" xmlns:m="http://schemas.openxmlformats.org/officeDocument/2006/math" xmlns:v="urn:schemas-microsoft-com:vml" xmlns:wp14="http://schemas.microsoft.com/office/word/2010/wordprocessingDrawing" xmlns:wp="http://schemas.openxmlformats.org/drawingml/2006/wordprocessingDrawing" xmlns:w10="urn:schemas-microsoft-com:office:word" xmlns:w="http://schemas.openxmlformats.org/wordprocessingml/2006/main" xmlns:w14="http://schemas.microsoft.com/office/word/2010/wordml" xmlns:w15="http://schemas.microsoft.com/office/word/2012/wordml" xmlns:w16cei="http://schemas.microsoft.com/office/word/2026/wordml/cei" xmlns:w16cex="http://schemas.microsoft.com/office/word/2018/wordml/cex" xmlns:w16cid="http://schemas.microsoft.com/office/word/2016/wordml/cid" xmlns:w16="http://schemas.microsoft.com/office/word/2018/wordml" xmlns:w16du="http://schemas.microsoft.com/office/word/2023/wordml/word16du" xmlns:w16sdtdh="http://schemas.microsoft.com/office/word/2020/wordml/sdtdatahash" xmlns:w16sdtfl="http://schemas.microsoft.com/office/word/2024/wordml/sdtformatlock" xmlns:w16se="http://schemas.microsoft.com/office/word/2015/wordml/symex" xmlns:wpg="http://schemas.microsoft.com/office/word/2010/wordprocessingGroup" xmlns:wpi="http://schemas.microsoft.com/office/word/2010/wordprocessingInk" xmlns:wne="http://schemas.microsoft.com/office/word/2006/wordml" xmlns:wps="http://schemas.microsoft.com/office/word/2010/wordprocessingShape" mc:Ignorable="w14 w15 w16se w16cid w16 w16cex w16sdtdh w16sdtfl w16du wp14">
+<w:numbering xmlns:wpc="http://schemas.microsoft.com/office/word/2010/wordprocessingCanvas" xmlns:cx="http://schemas.microsoft.com/office/drawing/2014/chartex" xmlns:cx1="http://schemas.microsoft.com/office/drawing/2015/9/8/chartex" xmlns:cx2="http://schemas.microsoft.com/office/drawing/2015/10/21/chartex" xmlns:cx3="http://schemas.microsoft.com/office/drawing/2016/5/9/chartex" xmlns:cx4="http://schemas.microsoft.com/office/drawing/2016/5/10/chartex" xmlns:cx5="http://schemas.microsoft.com/office/drawing/2016/5/11/chartex" xmlns:cx6="http://schemas.microsoft.com/office/drawing/2016/5/12/chartex" xmlns:cx7="http://schemas.microsoft.com/office/drawing/2016/5/13/chartex" xmlns:cx8="http://schemas.microsoft.com/office/drawing/2016/5/14/chartex" xmlns:mc="http://schemas.openxmlformats.org/markup-compatibility/2006" xmlns:aink="http://schemas.microsoft.com/office/drawing/2016/ink" xmlns:am3d="http://schemas.microsoft.com/office/drawing/2017/model3d" xmlns:o="urn:schemas-microsoft-com:office:office" xmlns:oel="http://schemas.microsoft.com/office/2019/extlst" xmlns:r="http://schemas.openxmlformats.org/officeDocument/2006/relationships" xmlns:m="http://schemas.openxmlformats.org/officeDocument/2006/math" xmlns:v="urn:schemas-microsoft-com:vml" xmlns:wp14="http://schemas.microsoft.com/office/word/2010/wordprocessingDrawing" xmlns:wp="http://schemas.openxmlformats.org/drawingml/2006/wordprocessingDrawing" xmlns:w10="urn:schemas-microsoft-com:office:word" xmlns:w="http://schemas.openxmlformats.org/wordprocessingml/2006/main" xmlns:w14="http://schemas.microsoft.com/office/word/2010/wordml" xmlns:w15="http://schemas.microsoft.com/office/word/2012/wordml" xmlns:w16cex="http://schemas.microsoft.com/office/word/2018/wordml/cex" xmlns:w16cid="http://schemas.microsoft.com/office/word/2016/wordml/cid" xmlns:w16="http://schemas.microsoft.com/office/word/2018/wordml" xmlns:w16du="http://schemas.microsoft.com/office/word/2023/wordml/word16du" xmlns:w16sdtdh="http://schemas.microsoft.com/office/word/2020/wordml/sdtdatahash" xmlns:w16sdtfl="http://schemas.microsoft.com/office/word/2024/wordml/sdtformatlock" xmlns:w16se="http://schemas.microsoft.com/office/word/2015/wordml/symex" xmlns:wpg="http://schemas.microsoft.com/office/word/2010/wordprocessingGroup" xmlns:wpi="http://schemas.microsoft.com/office/word/2010/wordprocessingInk" xmlns:wne="http://schemas.microsoft.com/office/word/2006/wordml" xmlns:wps="http://schemas.microsoft.com/office/word/2010/wordprocessingShape" mc:Ignorable="w14 w15 w16se w16cid w16 w16cex w16sdtdh w16sdtfl w16du wp14">
   <w:abstractNum w:abstractNumId="0" w15:restartNumberingAfterBreak="0">
     <w:nsid w:val="C25A4D08"/>
     <w:multiLevelType w:val="hybridMultilevel"/>
@@ -6473,7 +6156,7 @@
       <w:spacing w:after="160" w:line="259" w:lineRule="auto"/>
     </w:pPr>
     <w:rPr>
-      <w:rFonts w:ascii="Aptos" w:hAnsi="Aptos" w:eastAsia="Aptos" w:cs="Aptos"/>
+      <w:rFonts w:cs="Aptos"/>
       <w:kern w:val="2"/>
       <w:sz w:val="22"/>
       <w:szCs w:val="22"/>

--- a/assets/downloads/simulation-15/rubric-hockey.docx
+++ b/assets/downloads/simulation-15/rubric-hockey.docx
@@ -1,6 +1,6 @@
 
 <file path=word/document.xml><?xml version="1.0" encoding="utf-8"?>
-<w:document xmlns:wpc="http://schemas.microsoft.com/office/word/2010/wordprocessingCanvas" xmlns:cx="http://schemas.microsoft.com/office/drawing/2014/chartex" xmlns:cx1="http://schemas.microsoft.com/office/drawing/2015/9/8/chartex" xmlns:cx2="http://schemas.microsoft.com/office/drawing/2015/10/21/chartex" xmlns:cx3="http://schemas.microsoft.com/office/drawing/2016/5/9/chartex" xmlns:cx4="http://schemas.microsoft.com/office/drawing/2016/5/10/chartex" xmlns:cx5="http://schemas.microsoft.com/office/drawing/2016/5/11/chartex" xmlns:cx6="http://schemas.microsoft.com/office/drawing/2016/5/12/chartex" xmlns:cx7="http://schemas.microsoft.com/office/drawing/2016/5/13/chartex" xmlns:cx8="http://schemas.microsoft.com/office/drawing/2016/5/14/chartex" xmlns:mc="http://schemas.openxmlformats.org/markup-compatibility/2006" xmlns:aink="http://schemas.microsoft.com/office/drawing/2016/ink" xmlns:am3d="http://schemas.microsoft.com/office/drawing/2017/model3d" xmlns:o="urn:schemas-microsoft-com:office:office" xmlns:oel="http://schemas.microsoft.com/office/2019/extlst" xmlns:r="http://schemas.openxmlformats.org/officeDocument/2006/relationships" xmlns:m="http://schemas.openxmlformats.org/officeDocument/2006/math" xmlns:v="urn:schemas-microsoft-com:vml" xmlns:wp14="http://schemas.microsoft.com/office/word/2010/wordprocessingDrawing" xmlns:wp="http://schemas.openxmlformats.org/drawingml/2006/wordprocessingDrawing" xmlns:w10="urn:schemas-microsoft-com:office:word" xmlns:w="http://schemas.openxmlformats.org/wordprocessingml/2006/main" xmlns:w14="http://schemas.microsoft.com/office/word/2010/wordml" xmlns:w15="http://schemas.microsoft.com/office/word/2012/wordml" xmlns:w16cex="http://schemas.microsoft.com/office/word/2018/wordml/cex" xmlns:w16cid="http://schemas.microsoft.com/office/word/2016/wordml/cid" xmlns:w16="http://schemas.microsoft.com/office/word/2018/wordml" xmlns:w16du="http://schemas.microsoft.com/office/word/2023/wordml/word16du" xmlns:w16sdtdh="http://schemas.microsoft.com/office/word/2020/wordml/sdtdatahash" xmlns:w16sdtfl="http://schemas.microsoft.com/office/word/2024/wordml/sdtformatlock" xmlns:w16se="http://schemas.microsoft.com/office/word/2015/wordml/symex" xmlns:wpg="http://schemas.microsoft.com/office/word/2010/wordprocessingGroup" xmlns:wpi="http://schemas.microsoft.com/office/word/2010/wordprocessingInk" xmlns:wne="http://schemas.microsoft.com/office/word/2006/wordml" xmlns:wps="http://schemas.microsoft.com/office/word/2010/wordprocessingShape" mc:Ignorable="w14 w15 w16se w16cid w16 w16cex w16sdtdh w16sdtfl w16du wp14">
+<w:document xmlns:wpc="http://schemas.microsoft.com/office/word/2010/wordprocessingCanvas" xmlns:cx="http://schemas.microsoft.com/office/drawing/2014/chartex" xmlns:cx1="http://schemas.microsoft.com/office/drawing/2015/9/8/chartex" xmlns:cx2="http://schemas.microsoft.com/office/drawing/2015/10/21/chartex" xmlns:cx3="http://schemas.microsoft.com/office/drawing/2016/5/9/chartex" xmlns:cx4="http://schemas.microsoft.com/office/drawing/2016/5/10/chartex" xmlns:cx5="http://schemas.microsoft.com/office/drawing/2016/5/11/chartex" xmlns:cx6="http://schemas.microsoft.com/office/drawing/2016/5/12/chartex" xmlns:cx7="http://schemas.microsoft.com/office/drawing/2016/5/13/chartex" xmlns:cx8="http://schemas.microsoft.com/office/drawing/2016/5/14/chartex" xmlns:mc="http://schemas.openxmlformats.org/markup-compatibility/2006" xmlns:aink="http://schemas.microsoft.com/office/drawing/2016/ink" xmlns:am3d="http://schemas.microsoft.com/office/drawing/2017/model3d" xmlns:o="urn:schemas-microsoft-com:office:office" xmlns:oel="http://schemas.microsoft.com/office/2019/extlst" xmlns:r="http://schemas.openxmlformats.org/officeDocument/2006/relationships" xmlns:m="http://schemas.openxmlformats.org/officeDocument/2006/math" xmlns:v="urn:schemas-microsoft-com:vml" xmlns:wp14="http://schemas.microsoft.com/office/word/2010/wordprocessingDrawing" xmlns:wp="http://schemas.openxmlformats.org/drawingml/2006/wordprocessingDrawing" xmlns:w10="urn:schemas-microsoft-com:office:word" xmlns:w="http://schemas.openxmlformats.org/wordprocessingml/2006/main" xmlns:w14="http://schemas.microsoft.com/office/word/2010/wordml" xmlns:w15="http://schemas.microsoft.com/office/word/2012/wordml" xmlns:w16cei="http://schemas.microsoft.com/office/word/2026/wordml/cei" xmlns:w16cex="http://schemas.microsoft.com/office/word/2018/wordml/cex" xmlns:w16cid="http://schemas.microsoft.com/office/word/2016/wordml/cid" xmlns:w16="http://schemas.microsoft.com/office/word/2018/wordml" xmlns:w16du="http://schemas.microsoft.com/office/word/2023/wordml/word16du" xmlns:w16sdtdh="http://schemas.microsoft.com/office/word/2020/wordml/sdtdatahash" xmlns:w16sdtfl="http://schemas.microsoft.com/office/word/2024/wordml/sdtformatlock" xmlns:w16se="http://schemas.microsoft.com/office/word/2015/wordml/symex" xmlns:wpg="http://schemas.microsoft.com/office/word/2010/wordprocessingGroup" xmlns:wpi="http://schemas.microsoft.com/office/word/2010/wordprocessingInk" xmlns:wne="http://schemas.microsoft.com/office/word/2006/wordml" xmlns:wps="http://schemas.microsoft.com/office/word/2010/wordprocessingShape" mc:Ignorable="w14 w15 w16se w16cid w16 w16cex w16sdtdh w16sdtfl w16du wp14">
   <w:body>
     <w:p>
       <w:pPr>
@@ -15,15 +15,19 @@
       </w:pPr>
       <w:r>
         <w:rPr>
-          <w:rFonts w:ascii="Aptos" w:eastAsia="Aptos" w:hAnsi="Aptos"/>
+          <w:rFonts w:ascii="Aptos" w:hAnsi="Aptos" w:eastAsia="Aptos" w:cs="Aptos"/>
           <w:color w:val="000000"/>
+          <w:sz w:val="40"/>
+          <w:szCs w:val="40"/>
         </w:rPr>
         <w:t xml:space="preserve">Rubric: </w:t>
       </w:r>
       <w:r>
         <w:rPr>
-          <w:rFonts w:ascii="Aptos" w:eastAsia="Aptos" w:hAnsi="Aptos"/>
+          <w:rFonts w:ascii="Aptos" w:hAnsi="Aptos" w:eastAsia="Aptos" w:cs="Aptos"/>
           <w:color w:val="000000"/>
+          <w:sz w:val="40"/>
+          <w:szCs w:val="40"/>
         </w:rPr>
         <w:t>Hockey</w:t>
       </w:r>
@@ -68,6 +72,7 @@
             </w:pPr>
             <w:r>
               <w:rPr>
+                <w:rFonts w:ascii="Aptos" w:hAnsi="Aptos" w:eastAsia="Aptos" w:cs="Aptos"/>
                 <w:color w:val="000000"/>
                 <w:sz w:val="24"/>
                 <w:szCs w:val="24"/>
@@ -76,6 +81,7 @@
             </w:r>
             <w:r>
               <w:rPr>
+                <w:rFonts w:ascii="Aptos" w:hAnsi="Aptos" w:eastAsia="Aptos" w:cs="Aptos"/>
                 <w:color w:val="000000"/>
                 <w:sz w:val="24"/>
                 <w:szCs w:val="24"/>
@@ -119,7 +125,7 @@
           <w:p>
             <w:pPr>
               <w:spacing w:after="0" w:line="240" w:lineRule="auto"/>
-              <w:ind w:left="144" w:right="-1992" w:hanging="144"/>
+              <w:ind w:left="144" w:hanging="144"/>
               <w:rPr>
                 <w:rFonts w:ascii="Times New Roman" w:hAnsi="Times New Roman"/>
                 <w:color w:val="000000"/>
@@ -129,6 +135,7 @@
             </w:pPr>
             <w:r>
               <w:rPr>
+                <w:rFonts w:ascii="Aptos" w:hAnsi="Aptos" w:eastAsia="Aptos" w:cs="Aptos"/>
                 <w:color w:val="000000"/>
                 <w:sz w:val="24"/>
                 <w:szCs w:val="24"/>
@@ -185,6 +192,7 @@
             </w:pPr>
             <w:r>
               <w:rPr>
+                <w:rFonts w:ascii="Aptos" w:hAnsi="Aptos" w:eastAsia="Aptos" w:cs="Aptos"/>
                 <w:b/>
                 <w:bCs/>
                 <w:color w:val="FFFFFF" w:themeColor="background1"/>
@@ -215,6 +223,7 @@
             </w:pPr>
             <w:r>
               <w:rPr>
+                <w:rFonts w:ascii="Aptos" w:hAnsi="Aptos" w:eastAsia="Aptos" w:cs="Aptos"/>
                 <w:b/>
                 <w:bCs/>
                 <w:color w:val="FFFFFF" w:themeColor="background1"/>
@@ -246,6 +255,7 @@
             </w:pPr>
             <w:r>
               <w:rPr>
+                <w:rFonts w:ascii="Aptos" w:hAnsi="Aptos" w:eastAsia="Aptos" w:cs="Aptos"/>
                 <w:b/>
                 <w:bCs/>
                 <w:color w:val="FFFFFF" w:themeColor="background1"/>
@@ -274,29 +284,40 @@
               <w:rPr>
                 <w:rFonts w:ascii="Times New Roman" w:hAnsi="Times New Roman"/>
                 <w:color w:val="000000"/>
+                <w:sz w:val="24"/>
+                <w:szCs w:val="24"/>
               </w:rPr>
             </w:pPr>
             <w:r>
               <w:rPr>
+                <w:rFonts w:ascii="Aptos" w:eastAsia="Aptos" w:hAnsi="Aptos" w:cs="Aptos"/>
                 <w:bCs/>
                 <w:color w:val="000000"/>
                 <w:kern w:val="0"/>
+                <w:sz w:val="24"/>
+                <w:szCs w:val="24"/>
               </w:rPr>
               <w:t>Safety is assumed</w:t>
             </w:r>
             <w:r>
               <w:rPr>
+                <w:rFonts w:ascii="Aptos" w:eastAsia="Aptos" w:hAnsi="Aptos" w:cs="Aptos"/>
                 <w:bCs/>
                 <w:color w:val="000000"/>
                 <w:kern w:val="0"/>
+                <w:sz w:val="24"/>
+                <w:szCs w:val="24"/>
               </w:rPr>
               <w:t>,</w:t>
             </w:r>
             <w:r>
               <w:rPr>
+                <w:rFonts w:ascii="Aptos" w:eastAsia="Aptos" w:hAnsi="Aptos" w:cs="Aptos"/>
                 <w:bCs/>
                 <w:color w:val="000000"/>
                 <w:kern w:val="0"/>
+                <w:sz w:val="24"/>
+                <w:szCs w:val="24"/>
               </w:rPr>
               <w:t xml:space="preserve"> but provider is safe, performs safe actions, and considers patient safety</w:t>
             </w:r>
@@ -313,6 +334,8 @@
               <w:rPr>
                 <w:rFonts w:ascii="Times New Roman" w:hAnsi="Times New Roman"/>
                 <w:color w:val="000000"/>
+                <w:sz w:val="24"/>
+                <w:szCs w:val="24"/>
               </w:rPr>
             </w:pPr>
           </w:p>
@@ -329,6 +352,8 @@
               <w:rPr>
                 <w:rFonts w:ascii="Times New Roman" w:hAnsi="Times New Roman"/>
                 <w:color w:val="000000"/>
+                <w:sz w:val="24"/>
+                <w:szCs w:val="24"/>
               </w:rPr>
             </w:pPr>
           </w:p>
@@ -351,13 +376,27 @@
               <w:rPr>
                 <w:rFonts w:ascii="Times New Roman" w:hAnsi="Times New Roman"/>
                 <w:color w:val="000000"/>
+                <w:sz w:val="24"/>
+                <w:szCs w:val="24"/>
               </w:rPr>
             </w:pPr>
             <w:r>
               <w:rPr>
-                <w:color w:val="000000"/>
-              </w:rPr>
-              <w:t>Recognized emergency: Contacted EMS within 3 min</w:t>
+                <w:rFonts w:ascii="Aptos" w:hAnsi="Aptos" w:eastAsia="Aptos" w:cs="Aptos"/>
+                <w:color w:val="000000"/>
+                <w:sz w:val="24"/>
+                <w:szCs w:val="24"/>
+              </w:rPr>
+              <w:t xml:space="preserve">Recognized emergency: Contacted EMS within </w:t>
+            </w:r>
+            <w:r>
+              <w:rPr>
+                <w:rFonts w:ascii="Aptos" w:hAnsi="Aptos" w:eastAsia="Aptos" w:cs="Aptos"/>
+                <w:color w:val="000000"/>
+                <w:sz w:val="24"/>
+                <w:szCs w:val="24"/>
+              </w:rPr>
+              <w:t>3 min</w:t>
             </w:r>
           </w:p>
         </w:tc>
@@ -372,6 +411,8 @@
               <w:rPr>
                 <w:rFonts w:ascii="Times New Roman" w:hAnsi="Times New Roman"/>
                 <w:color w:val="000000"/>
+                <w:sz w:val="24"/>
+                <w:szCs w:val="24"/>
               </w:rPr>
             </w:pPr>
           </w:p>
@@ -388,6 +429,8 @@
               <w:rPr>
                 <w:rFonts w:ascii="Times New Roman" w:hAnsi="Times New Roman"/>
                 <w:color w:val="000000"/>
+                <w:sz w:val="24"/>
+                <w:szCs w:val="24"/>
               </w:rPr>
             </w:pPr>
           </w:p>
@@ -410,59 +453,88 @@
               <w:rPr>
                 <w:rFonts w:ascii="Times New Roman" w:hAnsi="Times New Roman"/>
                 <w:color w:val="000000"/>
+                <w:sz w:val="24"/>
+                <w:szCs w:val="24"/>
               </w:rPr>
             </w:pPr>
             <w:r>
               <w:rPr>
-                <w:color w:val="000000"/>
+                <w:rFonts w:ascii="Aptos" w:hAnsi="Aptos" w:eastAsia="Aptos" w:cs="Aptos"/>
+                <w:color w:val="000000"/>
+                <w:sz w:val="24"/>
+                <w:szCs w:val="24"/>
               </w:rPr>
               <w:t xml:space="preserve">Appropriate and timely </w:t>
             </w:r>
             <w:r>
               <w:rPr>
-                <w:color w:val="000000"/>
+                <w:rFonts w:ascii="Aptos" w:hAnsi="Aptos" w:eastAsia="Aptos" w:cs="Aptos"/>
+                <w:color w:val="000000"/>
+                <w:sz w:val="24"/>
+                <w:szCs w:val="24"/>
               </w:rPr>
               <w:t>f</w:t>
             </w:r>
             <w:r>
               <w:rPr>
-                <w:color w:val="000000"/>
+                <w:rFonts w:ascii="Aptos" w:hAnsi="Aptos" w:eastAsia="Aptos" w:cs="Aptos"/>
+                <w:color w:val="000000"/>
+                <w:sz w:val="24"/>
+                <w:szCs w:val="24"/>
               </w:rPr>
               <w:t xml:space="preserve">irm, </w:t>
             </w:r>
             <w:r>
               <w:rPr>
-                <w:color w:val="000000"/>
+                <w:rFonts w:ascii="Aptos" w:hAnsi="Aptos" w:eastAsia="Aptos" w:cs="Aptos"/>
+                <w:color w:val="000000"/>
+                <w:sz w:val="24"/>
+                <w:szCs w:val="24"/>
               </w:rPr>
               <w:t>d</w:t>
             </w:r>
             <w:r>
               <w:rPr>
-                <w:color w:val="000000"/>
+                <w:rFonts w:ascii="Aptos" w:hAnsi="Aptos" w:eastAsia="Aptos" w:cs="Aptos"/>
+                <w:color w:val="000000"/>
+                <w:sz w:val="24"/>
+                <w:szCs w:val="24"/>
               </w:rPr>
               <w:t xml:space="preserve">irect, </w:t>
             </w:r>
             <w:r>
               <w:rPr>
-                <w:color w:val="000000"/>
+                <w:rFonts w:ascii="Aptos" w:hAnsi="Aptos" w:eastAsia="Aptos" w:cs="Aptos"/>
+                <w:color w:val="000000"/>
+                <w:sz w:val="24"/>
+                <w:szCs w:val="24"/>
               </w:rPr>
               <w:t>p</w:t>
             </w:r>
             <w:r>
               <w:rPr>
-                <w:color w:val="000000"/>
+                <w:rFonts w:ascii="Aptos" w:hAnsi="Aptos" w:eastAsia="Aptos" w:cs="Aptos"/>
+                <w:color w:val="000000"/>
+                <w:sz w:val="24"/>
+                <w:szCs w:val="24"/>
               </w:rPr>
               <w:t>ressure: asap upon seeing</w:t>
             </w:r>
             <w:r>
               <w:rPr>
-                <w:color w:val="000000"/>
+                <w:rFonts w:ascii="Aptos" w:hAnsi="Aptos" w:eastAsia="Aptos" w:cs="Aptos"/>
+                <w:color w:val="000000"/>
+                <w:sz w:val="24"/>
+                <w:szCs w:val="24"/>
               </w:rPr>
               <w:t>—</w:t>
             </w:r>
             <w:r>
               <w:rPr>
-                <w:color w:val="000000"/>
+                <w:rFonts w:ascii="Aptos" w:hAnsi="Aptos" w:eastAsia="Aptos" w:cs="Aptos"/>
+                <w:color w:val="000000"/>
+                <w:sz w:val="24"/>
+                <w:szCs w:val="24"/>
               </w:rPr>
               <w:t>can go straight to tourniquet</w:t>
             </w:r>
@@ -479,6 +551,8 @@
               <w:rPr>
                 <w:rFonts w:ascii="Times New Roman" w:hAnsi="Times New Roman"/>
                 <w:color w:val="000000"/>
+                <w:sz w:val="24"/>
+                <w:szCs w:val="24"/>
               </w:rPr>
             </w:pPr>
           </w:p>
@@ -495,6 +569,8 @@
               <w:rPr>
                 <w:rFonts w:ascii="Times New Roman" w:hAnsi="Times New Roman"/>
                 <w:color w:val="000000"/>
+                <w:sz w:val="24"/>
+                <w:szCs w:val="24"/>
               </w:rPr>
             </w:pPr>
           </w:p>
@@ -519,79 +595,136 @@
                 <w:b/>
                 <w:bCs/>
                 <w:color w:val="000000"/>
+                <w:sz w:val="24"/>
+                <w:szCs w:val="24"/>
               </w:rPr>
             </w:pPr>
             <w:r>
               <w:rPr>
-                <w:color w:val="000000"/>
+                <w:rFonts w:ascii="Aptos" w:hAnsi="Aptos" w:eastAsia="Aptos" w:cs="Aptos"/>
+                <w:color w:val="000000"/>
+                <w:sz w:val="24"/>
+                <w:szCs w:val="24"/>
               </w:rPr>
               <w:t xml:space="preserve">Appropriate </w:t>
             </w:r>
             <w:r>
               <w:rPr>
-                <w:color w:val="000000"/>
+                <w:rFonts w:ascii="Aptos" w:hAnsi="Aptos" w:eastAsia="Aptos" w:cs="Aptos"/>
+                <w:color w:val="000000"/>
+                <w:sz w:val="24"/>
+                <w:szCs w:val="24"/>
               </w:rPr>
               <w:t>a</w:t>
             </w:r>
             <w:r>
               <w:rPr>
-                <w:color w:val="000000"/>
+                <w:rFonts w:ascii="Aptos" w:hAnsi="Aptos" w:eastAsia="Aptos" w:cs="Aptos"/>
+                <w:color w:val="000000"/>
+                <w:sz w:val="24"/>
+                <w:szCs w:val="24"/>
               </w:rPr>
               <w:t xml:space="preserve">pplication of </w:t>
             </w:r>
             <w:r>
               <w:rPr>
-                <w:color w:val="000000"/>
+                <w:rFonts w:ascii="Aptos" w:hAnsi="Aptos" w:eastAsia="Aptos" w:cs="Aptos"/>
+                <w:color w:val="000000"/>
+                <w:sz w:val="24"/>
+                <w:szCs w:val="24"/>
               </w:rPr>
               <w:t>t</w:t>
             </w:r>
             <w:r>
               <w:rPr>
-                <w:color w:val="000000"/>
+                <w:rFonts w:ascii="Aptos" w:hAnsi="Aptos" w:eastAsia="Aptos" w:cs="Aptos"/>
+                <w:color w:val="000000"/>
+                <w:sz w:val="24"/>
+                <w:szCs w:val="24"/>
               </w:rPr>
               <w:t xml:space="preserve">ourniquet after </w:t>
             </w:r>
             <w:r>
               <w:rPr>
-                <w:color w:val="000000"/>
+                <w:rFonts w:ascii="Aptos" w:hAnsi="Aptos" w:eastAsia="Aptos" w:cs="Aptos"/>
+                <w:color w:val="000000"/>
+                <w:sz w:val="24"/>
+                <w:szCs w:val="24"/>
               </w:rPr>
               <w:t>one</w:t>
             </w:r>
             <w:r>
               <w:rPr>
-                <w:color w:val="000000"/>
-              </w:rPr>
-              <w:t xml:space="preserve"> application of gauze preferred or after </w:t>
+                <w:rFonts w:ascii="Aptos" w:hAnsi="Aptos" w:eastAsia="Aptos" w:cs="Aptos"/>
+                <w:color w:val="000000"/>
+                <w:sz w:val="24"/>
+                <w:szCs w:val="24"/>
+              </w:rPr>
+              <w:t xml:space="preserve"> application of gauze </w:t>
             </w:r>
             <w:r>
               <w:rPr>
-                <w:color w:val="000000"/>
+                <w:rFonts w:ascii="Aptos" w:hAnsi="Aptos" w:eastAsia="Aptos" w:cs="Aptos"/>
+                <w:color w:val="000000"/>
+                <w:sz w:val="24"/>
+                <w:szCs w:val="24"/>
+              </w:rPr>
+              <w:lastRenderedPageBreak/>
+              <w:t xml:space="preserve">preferred or after </w:t>
+            </w:r>
+            <w:r>
+              <w:rPr>
+                <w:rFonts w:ascii="Aptos" w:hAnsi="Aptos" w:eastAsia="Aptos" w:cs="Aptos"/>
+                <w:color w:val="000000"/>
+                <w:sz w:val="24"/>
+                <w:szCs w:val="24"/>
               </w:rPr>
               <w:t>two</w:t>
             </w:r>
             <w:r>
               <w:rPr>
-                <w:color w:val="000000"/>
+                <w:rFonts w:ascii="Aptos" w:hAnsi="Aptos" w:eastAsia="Aptos" w:cs="Aptos"/>
+                <w:color w:val="000000"/>
+                <w:sz w:val="24"/>
+                <w:szCs w:val="24"/>
               </w:rPr>
               <w:t>—</w:t>
             </w:r>
             <w:r>
               <w:rPr>
-                <w:color w:val="000000"/>
+                <w:rFonts w:ascii="Aptos" w:hAnsi="Aptos" w:eastAsia="Aptos" w:cs="Aptos"/>
+                <w:color w:val="000000"/>
+                <w:sz w:val="24"/>
+                <w:szCs w:val="24"/>
               </w:rPr>
               <w:t xml:space="preserve">OK </w:t>
             </w:r>
             <w:r>
               <w:rPr>
-                <w:color w:val="000000"/>
+                <w:rFonts w:ascii="Aptos" w:hAnsi="Aptos" w:eastAsia="Aptos" w:cs="Aptos"/>
+                <w:color w:val="000000"/>
+                <w:sz w:val="24"/>
+                <w:szCs w:val="24"/>
               </w:rPr>
               <w:t xml:space="preserve">if </w:t>
             </w:r>
             <w:r>
               <w:rPr>
-                <w:color w:val="000000"/>
-              </w:rPr>
-              <w:t>within 4 min</w:t>
+                <w:rFonts w:ascii="Aptos" w:hAnsi="Aptos" w:eastAsia="Aptos" w:cs="Aptos"/>
+                <w:color w:val="000000"/>
+                <w:sz w:val="24"/>
+                <w:szCs w:val="24"/>
+              </w:rPr>
+              <w:t xml:space="preserve">within </w:t>
+            </w:r>
+            <w:r>
+              <w:rPr>
+                <w:rFonts w:ascii="Aptos" w:hAnsi="Aptos" w:eastAsia="Aptos" w:cs="Aptos"/>
+                <w:color w:val="000000"/>
+                <w:sz w:val="24"/>
+                <w:szCs w:val="24"/>
+              </w:rPr>
+              <w:t>4 min</w:t>
             </w:r>
           </w:p>
         </w:tc>
@@ -606,6 +739,8 @@
               <w:rPr>
                 <w:rFonts w:ascii="Times New Roman" w:hAnsi="Times New Roman"/>
                 <w:color w:val="000000"/>
+                <w:sz w:val="24"/>
+                <w:szCs w:val="24"/>
               </w:rPr>
             </w:pPr>
           </w:p>
@@ -622,6 +757,8 @@
               <w:rPr>
                 <w:rFonts w:ascii="Times New Roman" w:hAnsi="Times New Roman"/>
                 <w:color w:val="000000"/>
+                <w:sz w:val="24"/>
+                <w:szCs w:val="24"/>
               </w:rPr>
             </w:pPr>
           </w:p>
@@ -644,23 +781,34 @@
               <w:rPr>
                 <w:rFonts w:ascii="Times New Roman" w:hAnsi="Times New Roman"/>
                 <w:color w:val="000000"/>
+                <w:sz w:val="24"/>
+                <w:szCs w:val="24"/>
               </w:rPr>
             </w:pPr>
             <w:r>
               <w:rPr>
-                <w:color w:val="000000"/>
+                <w:rFonts w:ascii="Aptos" w:hAnsi="Aptos" w:eastAsia="Aptos" w:cs="Aptos"/>
+                <w:color w:val="000000"/>
+                <w:sz w:val="24"/>
+                <w:szCs w:val="24"/>
               </w:rPr>
               <w:t xml:space="preserve">Recognized and some amount </w:t>
             </w:r>
             <w:r>
               <w:rPr>
-                <w:color w:val="000000"/>
+                <w:rFonts w:ascii="Aptos" w:hAnsi="Aptos" w:eastAsia="Aptos" w:cs="Aptos"/>
+                <w:color w:val="000000"/>
+                <w:sz w:val="24"/>
+                <w:szCs w:val="24"/>
               </w:rPr>
               <w:t xml:space="preserve">of </w:t>
             </w:r>
             <w:r>
               <w:rPr>
-                <w:color w:val="000000"/>
+                <w:rFonts w:ascii="Aptos" w:hAnsi="Aptos" w:eastAsia="Aptos" w:cs="Aptos"/>
+                <w:color w:val="000000"/>
+                <w:sz w:val="24"/>
+                <w:szCs w:val="24"/>
               </w:rPr>
               <w:t>treatment for shock</w:t>
             </w:r>
@@ -677,6 +825,8 @@
               <w:rPr>
                 <w:rFonts w:ascii="Times New Roman" w:hAnsi="Times New Roman"/>
                 <w:color w:val="000000"/>
+                <w:sz w:val="24"/>
+                <w:szCs w:val="24"/>
               </w:rPr>
             </w:pPr>
           </w:p>
@@ -693,6 +843,8 @@
               <w:rPr>
                 <w:rFonts w:ascii="Times New Roman" w:hAnsi="Times New Roman"/>
                 <w:color w:val="000000"/>
+                <w:sz w:val="24"/>
+                <w:szCs w:val="24"/>
               </w:rPr>
             </w:pPr>
           </w:p>
@@ -715,60 +867,89 @@
               <w:rPr>
                 <w:rFonts w:ascii="Times New Roman" w:hAnsi="Times New Roman"/>
                 <w:color w:val="000000"/>
+                <w:sz w:val="24"/>
+                <w:szCs w:val="24"/>
               </w:rPr>
             </w:pPr>
             <w:r>
               <w:rPr>
-                <w:color w:val="000000"/>
+                <w:rFonts w:ascii="Aptos" w:hAnsi="Aptos" w:eastAsia="Aptos" w:cs="Aptos"/>
+                <w:color w:val="000000"/>
+                <w:sz w:val="24"/>
+                <w:szCs w:val="24"/>
               </w:rPr>
               <w:t>Complete</w:t>
             </w:r>
             <w:r>
               <w:rPr>
-                <w:color w:val="000000"/>
+                <w:rFonts w:ascii="Aptos" w:hAnsi="Aptos" w:eastAsia="Aptos" w:cs="Aptos"/>
+                <w:color w:val="000000"/>
+                <w:sz w:val="24"/>
+                <w:szCs w:val="24"/>
               </w:rPr>
               <w:t xml:space="preserve"> or verbalize</w:t>
             </w:r>
             <w:r>
               <w:rPr>
-                <w:color w:val="000000"/>
+                <w:rFonts w:ascii="Aptos" w:hAnsi="Aptos" w:eastAsia="Aptos" w:cs="Aptos"/>
+                <w:color w:val="000000"/>
+                <w:sz w:val="24"/>
+                <w:szCs w:val="24"/>
               </w:rPr>
               <w:t xml:space="preserve"> all </w:t>
             </w:r>
             <w:r>
               <w:rPr>
-                <w:color w:val="000000"/>
+                <w:rFonts w:ascii="Aptos" w:hAnsi="Aptos" w:eastAsia="Aptos" w:cs="Aptos"/>
+                <w:color w:val="000000"/>
+                <w:sz w:val="24"/>
+                <w:szCs w:val="24"/>
               </w:rPr>
               <w:t>four</w:t>
             </w:r>
             <w:r>
               <w:rPr>
-                <w:color w:val="000000"/>
+                <w:rFonts w:ascii="Aptos" w:hAnsi="Aptos" w:eastAsia="Aptos" w:cs="Aptos"/>
+                <w:color w:val="000000"/>
+                <w:sz w:val="24"/>
+                <w:szCs w:val="24"/>
               </w:rPr>
               <w:t xml:space="preserve"> shock treatments</w:t>
             </w:r>
             <w:r>
               <w:rPr>
-                <w:color w:val="000000"/>
+                <w:rFonts w:ascii="Aptos" w:hAnsi="Aptos" w:eastAsia="Aptos" w:cs="Aptos"/>
+                <w:color w:val="000000"/>
+                <w:sz w:val="24"/>
+                <w:szCs w:val="24"/>
               </w:rPr>
               <w:t>—</w:t>
             </w:r>
             <w:r>
               <w:rPr>
-                <w:color w:val="000000"/>
+                <w:rFonts w:ascii="Aptos" w:hAnsi="Aptos" w:eastAsia="Aptos" w:cs="Aptos"/>
+                <w:color w:val="000000"/>
+                <w:sz w:val="24"/>
+                <w:szCs w:val="24"/>
               </w:rPr>
               <w:t>O</w:t>
             </w:r>
             <w:r>
               <w:rPr>
-                <w:color w:val="000000"/>
+                <w:rFonts w:ascii="Aptos" w:hAnsi="Aptos" w:eastAsia="Aptos" w:cs="Aptos"/>
+                <w:color w:val="000000"/>
+                <w:sz w:val="24"/>
+                <w:szCs w:val="24"/>
                 <w:vertAlign w:val="subscript"/>
               </w:rPr>
               <w:t>2</w:t>
             </w:r>
             <w:r>
               <w:rPr>
-                <w:color w:val="000000"/>
+                <w:rFonts w:ascii="Aptos" w:hAnsi="Aptos" w:eastAsia="Aptos" w:cs="Aptos"/>
+                <w:color w:val="000000"/>
+                <w:sz w:val="24"/>
+                <w:szCs w:val="24"/>
               </w:rPr>
               <w:t>, position, temperature, transport</w:t>
             </w:r>
@@ -785,6 +966,8 @@
               <w:rPr>
                 <w:rFonts w:ascii="Times New Roman" w:hAnsi="Times New Roman"/>
                 <w:color w:val="000000"/>
+                <w:sz w:val="24"/>
+                <w:szCs w:val="24"/>
               </w:rPr>
             </w:pPr>
           </w:p>
@@ -801,6 +984,8 @@
               <w:rPr>
                 <w:rFonts w:ascii="Times New Roman" w:hAnsi="Times New Roman"/>
                 <w:color w:val="000000"/>
+                <w:sz w:val="24"/>
+                <w:szCs w:val="24"/>
               </w:rPr>
             </w:pPr>
           </w:p>
@@ -823,71 +1008,115 @@
               <w:rPr>
                 <w:rFonts w:ascii="Times New Roman" w:hAnsi="Times New Roman"/>
                 <w:color w:val="000000"/>
+                <w:sz w:val="24"/>
+                <w:szCs w:val="24"/>
               </w:rPr>
             </w:pPr>
             <w:r>
               <w:rPr>
-                <w:color w:val="000000"/>
+                <w:rFonts w:ascii="Aptos" w:hAnsi="Aptos" w:eastAsia="Aptos" w:cs="Aptos"/>
+                <w:color w:val="000000"/>
+                <w:sz w:val="24"/>
+                <w:szCs w:val="24"/>
               </w:rPr>
               <w:t>Obtained history</w:t>
             </w:r>
             <w:r>
               <w:rPr>
-                <w:color w:val="000000"/>
+                <w:rFonts w:ascii="Aptos" w:hAnsi="Aptos" w:eastAsia="Aptos" w:cs="Aptos"/>
+                <w:color w:val="000000"/>
+                <w:sz w:val="24"/>
+                <w:szCs w:val="24"/>
               </w:rPr>
               <w:t>—</w:t>
             </w:r>
             <w:r>
               <w:rPr>
-                <w:color w:val="000000"/>
+                <w:rFonts w:ascii="Aptos" w:hAnsi="Aptos" w:eastAsia="Aptos" w:cs="Aptos"/>
+                <w:color w:val="000000"/>
+                <w:sz w:val="24"/>
+                <w:szCs w:val="24"/>
               </w:rPr>
               <w:t>SAMPLE, OPQRST if time allowed</w:t>
             </w:r>
             <w:r>
               <w:rPr>
-                <w:color w:val="000000"/>
+                <w:rFonts w:ascii="Aptos" w:hAnsi="Aptos" w:eastAsia="Aptos" w:cs="Aptos"/>
+                <w:color w:val="000000"/>
+                <w:sz w:val="24"/>
+                <w:szCs w:val="24"/>
               </w:rPr>
               <w:t>—</w:t>
             </w:r>
             <w:r>
               <w:rPr>
-                <w:color w:val="000000"/>
+                <w:rFonts w:ascii="Aptos" w:hAnsi="Aptos" w:eastAsia="Aptos" w:cs="Aptos"/>
+                <w:color w:val="000000"/>
+                <w:sz w:val="24"/>
+                <w:szCs w:val="24"/>
               </w:rPr>
               <w:t xml:space="preserve">not </w:t>
             </w:r>
             <w:r>
               <w:rPr>
-                <w:color w:val="000000"/>
+                <w:rFonts w:ascii="Aptos" w:hAnsi="Aptos" w:eastAsia="Aptos" w:cs="Aptos"/>
+                <w:color w:val="000000"/>
+                <w:sz w:val="24"/>
+                <w:szCs w:val="24"/>
               </w:rPr>
               <w:t>part of total score</w:t>
             </w:r>
             <w:r>
               <w:rPr>
-                <w:color w:val="000000"/>
+                <w:rFonts w:ascii="Aptos" w:hAnsi="Aptos" w:eastAsia="Aptos" w:cs="Aptos"/>
+                <w:color w:val="000000"/>
+                <w:sz w:val="24"/>
+                <w:szCs w:val="24"/>
               </w:rPr>
               <w:t>,</w:t>
             </w:r>
             <w:r>
               <w:rPr>
-                <w:color w:val="000000"/>
-              </w:rPr>
-              <w:t xml:space="preserve"> but you can receive a 1</w:t>
+                <w:rFonts w:ascii="Aptos" w:hAnsi="Aptos" w:eastAsia="Aptos" w:cs="Aptos"/>
+                <w:color w:val="000000"/>
+                <w:sz w:val="24"/>
+                <w:szCs w:val="24"/>
+              </w:rPr>
+              <w:t xml:space="preserve"> but you can receive a </w:t>
             </w:r>
             <w:r>
               <w:rPr>
-                <w:color w:val="000000"/>
+                <w:rFonts w:ascii="Aptos" w:hAnsi="Aptos" w:eastAsia="Aptos" w:cs="Aptos"/>
+                <w:color w:val="000000"/>
+                <w:sz w:val="24"/>
+                <w:szCs w:val="24"/>
+              </w:rPr>
+              <w:t>1</w:t>
+            </w:r>
+            <w:r>
+              <w:rPr>
+                <w:rFonts w:ascii="Aptos" w:hAnsi="Aptos" w:eastAsia="Aptos" w:cs="Aptos"/>
+                <w:color w:val="000000"/>
+                <w:sz w:val="24"/>
+                <w:szCs w:val="24"/>
               </w:rPr>
               <w:t>-</w:t>
             </w:r>
             <w:r>
               <w:rPr>
-                <w:color w:val="000000"/>
+                <w:rFonts w:ascii="Aptos" w:hAnsi="Aptos" w:eastAsia="Aptos" w:cs="Aptos"/>
+                <w:color w:val="000000"/>
+                <w:sz w:val="24"/>
+                <w:szCs w:val="24"/>
               </w:rPr>
               <w:t xml:space="preserve">point bonus for asking any of the </w:t>
             </w:r>
             <w:r>
               <w:rPr>
-                <w:color w:val="000000"/>
+                <w:rFonts w:ascii="Aptos" w:hAnsi="Aptos" w:eastAsia="Aptos" w:cs="Aptos"/>
+                <w:color w:val="000000"/>
+                <w:sz w:val="24"/>
+                <w:szCs w:val="24"/>
               </w:rPr>
               <w:t>questions</w:t>
             </w:r>
@@ -904,6 +1133,8 @@
               <w:rPr>
                 <w:rFonts w:ascii="Times New Roman" w:hAnsi="Times New Roman"/>
                 <w:color w:val="000000"/>
+                <w:sz w:val="24"/>
+                <w:szCs w:val="24"/>
               </w:rPr>
             </w:pPr>
           </w:p>
@@ -920,6 +1151,8 @@
               <w:rPr>
                 <w:rFonts w:ascii="Times New Roman" w:hAnsi="Times New Roman"/>
                 <w:color w:val="000000"/>
+                <w:sz w:val="24"/>
+                <w:szCs w:val="24"/>
               </w:rPr>
             </w:pPr>
           </w:p>
@@ -942,41 +1175,97 @@
               <w:rPr>
                 <w:rFonts w:ascii="Times New Roman" w:hAnsi="Times New Roman"/>
                 <w:color w:val="000000"/>
+                <w:sz w:val="24"/>
+                <w:szCs w:val="24"/>
               </w:rPr>
             </w:pPr>
             <w:r>
               <w:rPr>
-                <w:color w:val="000000"/>
-              </w:rPr>
-              <w:t>Completed wrapping the wound 1</w:t>
+                <w:rFonts w:ascii="Aptos" w:hAnsi="Aptos" w:eastAsia="Aptos" w:cs="Aptos"/>
+                <w:color w:val="000000"/>
+                <w:sz w:val="24"/>
+                <w:szCs w:val="24"/>
+              </w:rPr>
+              <w:t xml:space="preserve">Completed wrapping the wound </w:t>
             </w:r>
             <w:r>
               <w:rPr>
-                <w:color w:val="000000"/>
-              </w:rPr>
-              <w:t xml:space="preserve"> in. </w:t>
+                <w:rFonts w:ascii="Aptos" w:hAnsi="Aptos" w:eastAsia="Aptos" w:cs="Aptos"/>
+                <w:color w:val="000000"/>
+                <w:sz w:val="24"/>
+                <w:szCs w:val="24"/>
+              </w:rPr>
+              <w:t>1</w:t>
             </w:r>
             <w:r>
               <w:rPr>
-                <w:color w:val="000000"/>
+                <w:rFonts w:ascii="Aptos" w:hAnsi="Aptos" w:eastAsia="Aptos" w:cs="Aptos"/>
+                <w:color w:val="000000"/>
+                <w:sz w:val="24"/>
+                <w:szCs w:val="24"/>
+              </w:rPr>
+              <w:t xml:space="preserve"> in.</w:t>
+            </w:r>
+            <w:r>
+              <w:rPr>
+                <w:rFonts w:ascii="Aptos" w:hAnsi="Aptos" w:eastAsia="Aptos" w:cs="Aptos"/>
+                <w:color w:val="000000"/>
+                <w:sz w:val="24"/>
+                <w:szCs w:val="24"/>
+              </w:rPr>
+              <w:t xml:space="preserve"> </w:t>
+            </w:r>
+            <w:r>
+              <w:rPr>
+                <w:rFonts w:ascii="Aptos" w:hAnsi="Aptos" w:eastAsia="Aptos" w:cs="Aptos"/>
+                <w:color w:val="000000"/>
+                <w:sz w:val="24"/>
+                <w:szCs w:val="24"/>
               </w:rPr>
               <w:t>around wound</w:t>
             </w:r>
             <w:r>
               <w:rPr>
-                <w:color w:val="000000"/>
-              </w:rPr>
-              <w:t xml:space="preserve"> and 1</w:t>
+                <w:rFonts w:ascii="Aptos" w:hAnsi="Aptos" w:eastAsia="Aptos" w:cs="Aptos"/>
+                <w:color w:val="000000"/>
+                <w:sz w:val="24"/>
+                <w:szCs w:val="24"/>
+              </w:rPr>
+              <w:t xml:space="preserve"> and </w:t>
             </w:r>
             <w:r>
               <w:rPr>
-                <w:color w:val="000000"/>
-              </w:rPr>
-              <w:t xml:space="preserve"> in. </w:t>
+                <w:rFonts w:ascii="Aptos" w:hAnsi="Aptos" w:eastAsia="Aptos" w:cs="Aptos"/>
+                <w:color w:val="000000"/>
+                <w:sz w:val="24"/>
+                <w:szCs w:val="24"/>
+              </w:rPr>
+              <w:t>1</w:t>
             </w:r>
             <w:r>
               <w:rPr>
-                <w:color w:val="000000"/>
+                <w:rFonts w:ascii="Aptos" w:hAnsi="Aptos" w:eastAsia="Aptos" w:cs="Aptos"/>
+                <w:color w:val="000000"/>
+                <w:sz w:val="24"/>
+                <w:szCs w:val="24"/>
+              </w:rPr>
+              <w:t xml:space="preserve"> in.</w:t>
+            </w:r>
+            <w:r>
+              <w:rPr>
+                <w:rFonts w:ascii="Aptos" w:hAnsi="Aptos" w:eastAsia="Aptos" w:cs="Aptos"/>
+                <w:color w:val="000000"/>
+                <w:sz w:val="24"/>
+                <w:szCs w:val="24"/>
+              </w:rPr>
+              <w:t xml:space="preserve"> </w:t>
+            </w:r>
+            <w:r>
+              <w:rPr>
+                <w:rFonts w:ascii="Aptos" w:hAnsi="Aptos" w:eastAsia="Aptos" w:cs="Aptos"/>
+                <w:color w:val="000000"/>
+                <w:sz w:val="24"/>
+                <w:szCs w:val="24"/>
               </w:rPr>
               <w:t>around dressing</w:t>
             </w:r>
@@ -993,6 +1282,8 @@
               <w:rPr>
                 <w:rFonts w:ascii="Times New Roman" w:hAnsi="Times New Roman"/>
                 <w:color w:val="000000"/>
+                <w:sz w:val="24"/>
+                <w:szCs w:val="24"/>
               </w:rPr>
             </w:pPr>
           </w:p>
@@ -1009,6 +1300,8 @@
               <w:rPr>
                 <w:rFonts w:ascii="Times New Roman" w:hAnsi="Times New Roman"/>
                 <w:color w:val="000000"/>
+                <w:sz w:val="24"/>
+                <w:szCs w:val="24"/>
               </w:rPr>
             </w:pPr>
           </w:p>
@@ -1031,23 +1324,34 @@
               <w:rPr>
                 <w:rFonts w:ascii="Times New Roman" w:hAnsi="Times New Roman"/>
                 <w:color w:val="000000"/>
+                <w:sz w:val="24"/>
+                <w:szCs w:val="24"/>
               </w:rPr>
             </w:pPr>
             <w:r>
               <w:rPr>
-                <w:color w:val="000000"/>
+                <w:rFonts w:ascii="Aptos" w:hAnsi="Aptos" w:eastAsia="Aptos" w:cs="Aptos"/>
+                <w:color w:val="000000"/>
+                <w:sz w:val="24"/>
+                <w:szCs w:val="24"/>
               </w:rPr>
               <w:t>Secure</w:t>
             </w:r>
             <w:r>
               <w:rPr>
-                <w:color w:val="000000"/>
+                <w:rFonts w:ascii="Aptos" w:hAnsi="Aptos" w:eastAsia="Aptos" w:cs="Aptos"/>
+                <w:color w:val="000000"/>
+                <w:sz w:val="24"/>
+                <w:szCs w:val="24"/>
               </w:rPr>
               <w:t xml:space="preserve"> or s</w:t>
             </w:r>
             <w:r>
               <w:rPr>
-                <w:color w:val="000000"/>
+                <w:rFonts w:ascii="Aptos" w:hAnsi="Aptos" w:eastAsia="Aptos" w:cs="Aptos"/>
+                <w:color w:val="000000"/>
+                <w:sz w:val="24"/>
+                <w:szCs w:val="24"/>
               </w:rPr>
               <w:t>plint the wound for protection and possible fracture</w:t>
             </w:r>
@@ -1064,6 +1368,8 @@
               <w:rPr>
                 <w:rFonts w:ascii="Times New Roman" w:hAnsi="Times New Roman"/>
                 <w:color w:val="000000"/>
+                <w:sz w:val="24"/>
+                <w:szCs w:val="24"/>
               </w:rPr>
             </w:pPr>
           </w:p>
@@ -1080,6 +1386,8 @@
               <w:rPr>
                 <w:rFonts w:ascii="Times New Roman" w:hAnsi="Times New Roman"/>
                 <w:color w:val="000000"/>
+                <w:sz w:val="24"/>
+                <w:szCs w:val="24"/>
               </w:rPr>
             </w:pPr>
           </w:p>
@@ -1098,18 +1406,21 @@
           <w:szCs w:val="20"/>
         </w:rPr>
       </w:pPr>
+      <w:bookmarkStart w:id="6" w:name="_Hlk222486151"/>
       <w:r>
         <w:rPr>
+          <w:rFonts w:ascii="Aptos" w:hAnsi="Aptos" w:eastAsia="Aptos" w:cs="Aptos"/>
           <w:color w:val="000000"/>
           <w:sz w:val="20"/>
           <w:szCs w:val="20"/>
         </w:rPr>
         <w:t xml:space="preserve">0 = not performed; 1 = inadequate; 2 = </w:t>
       </w:r>
-      <w:bookmarkStart w:id="0" w:name="_Hlk222480168"/>
-      <w:bookmarkStart w:id="1" w:name="_Hlk222480202"/>
+      <w:bookmarkStart w:id="7" w:name="_Hlk222480168"/>
+      <w:bookmarkStart w:id="8" w:name="_Hlk222480202"/>
       <w:r>
         <w:rPr>
+          <w:rFonts w:ascii="Aptos" w:hAnsi="Aptos" w:eastAsia="Aptos" w:cs="Aptos"/>
           <w:bCs/>
           <w:color w:val="000000"/>
           <w:sz w:val="20"/>
@@ -1117,9 +1428,10 @@
         </w:rPr>
         <w:t>minimum standard of care or above</w:t>
       </w:r>
-      <w:bookmarkEnd w:id="0"/>
+      <w:bookmarkEnd w:id="7"/>
       <w:r>
         <w:rPr>
+          <w:rFonts w:ascii="Aptos" w:hAnsi="Aptos" w:eastAsia="Aptos" w:cs="Aptos"/>
           <w:bCs/>
           <w:color w:val="000000"/>
           <w:sz w:val="20"/>
@@ -1127,7 +1439,7 @@
         </w:rPr>
         <w:t>.</w:t>
       </w:r>
-      <w:bookmarkEnd w:id="1"/>
+      <w:bookmarkEnd w:id="8"/>
     </w:p>
     <w:p>
       <w:pPr>
@@ -1143,6 +1455,7 @@
       </w:pPr>
       <w:r>
         <w:rPr>
+          <w:rFonts w:ascii="Aptos" w:hAnsi="Aptos" w:eastAsia="Aptos" w:cs="Aptos"/>
           <w:bCs/>
           <w:color w:val="000000"/>
           <w:sz w:val="24"/>
@@ -1152,7 +1465,7 @@
       </w:r>
     </w:p>
     <w:sectPr>
-      <w:footerReference w:type="default" r:id="rId7"/>
+      <w:footerReference w:type="default" r:id="rId9"/>
       <w:pgSz w:w="12240" w:h="15840"/>
       <w:pgMar w:top="1440" w:right="1440" w:bottom="1440" w:left="1440" w:header="706" w:footer="706" w:gutter="0"/>
       <w:cols w:space="720"/>
@@ -1163,7 +1476,7 @@
 </file>
 
 <file path=word/endnotes.xml><?xml version="1.0" encoding="utf-8"?>
-<w:endnotes xmlns:wpc="http://schemas.microsoft.com/office/word/2010/wordprocessingCanvas" xmlns:cx="http://schemas.microsoft.com/office/drawing/2014/chartex" xmlns:cx1="http://schemas.microsoft.com/office/drawing/2015/9/8/chartex" xmlns:cx2="http://schemas.microsoft.com/office/drawing/2015/10/21/chartex" xmlns:cx3="http://schemas.microsoft.com/office/drawing/2016/5/9/chartex" xmlns:cx4="http://schemas.microsoft.com/office/drawing/2016/5/10/chartex" xmlns:cx5="http://schemas.microsoft.com/office/drawing/2016/5/11/chartex" xmlns:cx6="http://schemas.microsoft.com/office/drawing/2016/5/12/chartex" xmlns:cx7="http://schemas.microsoft.com/office/drawing/2016/5/13/chartex" xmlns:cx8="http://schemas.microsoft.com/office/drawing/2016/5/14/chartex" xmlns:mc="http://schemas.openxmlformats.org/markup-compatibility/2006" xmlns:aink="http://schemas.microsoft.com/office/drawing/2016/ink" xmlns:am3d="http://schemas.microsoft.com/office/drawing/2017/model3d" xmlns:o="urn:schemas-microsoft-com:office:office" xmlns:oel="http://schemas.microsoft.com/office/2019/extlst" xmlns:r="http://schemas.openxmlformats.org/officeDocument/2006/relationships" xmlns:m="http://schemas.openxmlformats.org/officeDocument/2006/math" xmlns:v="urn:schemas-microsoft-com:vml" xmlns:wp14="http://schemas.microsoft.com/office/word/2010/wordprocessingDrawing" xmlns:wp="http://schemas.openxmlformats.org/drawingml/2006/wordprocessingDrawing" xmlns:w10="urn:schemas-microsoft-com:office:word" xmlns:w="http://schemas.openxmlformats.org/wordprocessingml/2006/main" xmlns:w14="http://schemas.microsoft.com/office/word/2010/wordml" xmlns:w15="http://schemas.microsoft.com/office/word/2012/wordml" xmlns:w16cex="http://schemas.microsoft.com/office/word/2018/wordml/cex" xmlns:w16cid="http://schemas.microsoft.com/office/word/2016/wordml/cid" xmlns:w16="http://schemas.microsoft.com/office/word/2018/wordml" xmlns:w16du="http://schemas.microsoft.com/office/word/2023/wordml/word16du" xmlns:w16sdtdh="http://schemas.microsoft.com/office/word/2020/wordml/sdtdatahash" xmlns:w16sdtfl="http://schemas.microsoft.com/office/word/2024/wordml/sdtformatlock" xmlns:w16se="http://schemas.microsoft.com/office/word/2015/wordml/symex" xmlns:wpg="http://schemas.microsoft.com/office/word/2010/wordprocessingGroup" xmlns:wpi="http://schemas.microsoft.com/office/word/2010/wordprocessingInk" xmlns:wne="http://schemas.microsoft.com/office/word/2006/wordml" xmlns:wps="http://schemas.microsoft.com/office/word/2010/wordprocessingShape" mc:Ignorable="w14 w15 w16se w16cid w16 w16cex w16sdtdh w16sdtfl w16du wp14">
+<w:endnotes xmlns:wpc="http://schemas.microsoft.com/office/word/2010/wordprocessingCanvas" xmlns:cx="http://schemas.microsoft.com/office/drawing/2014/chartex" xmlns:cx1="http://schemas.microsoft.com/office/drawing/2015/9/8/chartex" xmlns:cx2="http://schemas.microsoft.com/office/drawing/2015/10/21/chartex" xmlns:cx3="http://schemas.microsoft.com/office/drawing/2016/5/9/chartex" xmlns:cx4="http://schemas.microsoft.com/office/drawing/2016/5/10/chartex" xmlns:cx5="http://schemas.microsoft.com/office/drawing/2016/5/11/chartex" xmlns:cx6="http://schemas.microsoft.com/office/drawing/2016/5/12/chartex" xmlns:cx7="http://schemas.microsoft.com/office/drawing/2016/5/13/chartex" xmlns:cx8="http://schemas.microsoft.com/office/drawing/2016/5/14/chartex" xmlns:mc="http://schemas.openxmlformats.org/markup-compatibility/2006" xmlns:aink="http://schemas.microsoft.com/office/drawing/2016/ink" xmlns:am3d="http://schemas.microsoft.com/office/drawing/2017/model3d" xmlns:o="urn:schemas-microsoft-com:office:office" xmlns:oel="http://schemas.microsoft.com/office/2019/extlst" xmlns:r="http://schemas.openxmlformats.org/officeDocument/2006/relationships" xmlns:m="http://schemas.openxmlformats.org/officeDocument/2006/math" xmlns:v="urn:schemas-microsoft-com:vml" xmlns:wp14="http://schemas.microsoft.com/office/word/2010/wordprocessingDrawing" xmlns:wp="http://schemas.openxmlformats.org/drawingml/2006/wordprocessingDrawing" xmlns:w10="urn:schemas-microsoft-com:office:word" xmlns:w="http://schemas.openxmlformats.org/wordprocessingml/2006/main" xmlns:w14="http://schemas.microsoft.com/office/word/2010/wordml" xmlns:w15="http://schemas.microsoft.com/office/word/2012/wordml" xmlns:w16cei="http://schemas.microsoft.com/office/word/2026/wordml/cei" xmlns:w16cex="http://schemas.microsoft.com/office/word/2018/wordml/cex" xmlns:w16cid="http://schemas.microsoft.com/office/word/2016/wordml/cid" xmlns:w16="http://schemas.microsoft.com/office/word/2018/wordml" xmlns:w16du="http://schemas.microsoft.com/office/word/2023/wordml/word16du" xmlns:w16sdtdh="http://schemas.microsoft.com/office/word/2020/wordml/sdtdatahash" xmlns:w16sdtfl="http://schemas.microsoft.com/office/word/2024/wordml/sdtformatlock" xmlns:w16se="http://schemas.microsoft.com/office/word/2015/wordml/symex" xmlns:wpg="http://schemas.microsoft.com/office/word/2010/wordprocessingGroup" xmlns:wpi="http://schemas.microsoft.com/office/word/2010/wordprocessingInk" xmlns:wne="http://schemas.microsoft.com/office/word/2006/wordml" xmlns:wps="http://schemas.microsoft.com/office/word/2010/wordprocessingShape" mc:Ignorable="w14 w15 w16se w16cid w16 w16cex w16sdtdh w16sdtfl w16du wp14">
   <w:endnote w:type="separator" w:id="-1">
     <w:p>
       <w:pPr>
@@ -1188,19 +1501,22 @@
 </file>
 
 <file path=word/footer1.xml><?xml version="1.0" encoding="utf-8"?>
-<w:ftr xmlns:wpc="http://schemas.microsoft.com/office/word/2010/wordprocessingCanvas" xmlns:cx="http://schemas.microsoft.com/office/drawing/2014/chartex" xmlns:cx1="http://schemas.microsoft.com/office/drawing/2015/9/8/chartex" xmlns:cx2="http://schemas.microsoft.com/office/drawing/2015/10/21/chartex" xmlns:cx3="http://schemas.microsoft.com/office/drawing/2016/5/9/chartex" xmlns:cx4="http://schemas.microsoft.com/office/drawing/2016/5/10/chartex" xmlns:cx5="http://schemas.microsoft.com/office/drawing/2016/5/11/chartex" xmlns:cx6="http://schemas.microsoft.com/office/drawing/2016/5/12/chartex" xmlns:cx7="http://schemas.microsoft.com/office/drawing/2016/5/13/chartex" xmlns:cx8="http://schemas.microsoft.com/office/drawing/2016/5/14/chartex" xmlns:mc="http://schemas.openxmlformats.org/markup-compatibility/2006" xmlns:aink="http://schemas.microsoft.com/office/drawing/2016/ink" xmlns:am3d="http://schemas.microsoft.com/office/drawing/2017/model3d" xmlns:o="urn:schemas-microsoft-com:office:office" xmlns:oel="http://schemas.microsoft.com/office/2019/extlst" xmlns:r="http://schemas.openxmlformats.org/officeDocument/2006/relationships" xmlns:m="http://schemas.openxmlformats.org/officeDocument/2006/math" xmlns:v="urn:schemas-microsoft-com:vml" xmlns:wp14="http://schemas.microsoft.com/office/word/2010/wordprocessingDrawing" xmlns:wp="http://schemas.openxmlformats.org/drawingml/2006/wordprocessingDrawing" xmlns:w10="urn:schemas-microsoft-com:office:word" xmlns:w="http://schemas.openxmlformats.org/wordprocessingml/2006/main" xmlns:w14="http://schemas.microsoft.com/office/word/2010/wordml" xmlns:w15="http://schemas.microsoft.com/office/word/2012/wordml" xmlns:w16cex="http://schemas.microsoft.com/office/word/2018/wordml/cex" xmlns:w16cid="http://schemas.microsoft.com/office/word/2016/wordml/cid" xmlns:w16="http://schemas.microsoft.com/office/word/2018/wordml" xmlns:w16du="http://schemas.microsoft.com/office/word/2023/wordml/word16du" xmlns:w16sdtdh="http://schemas.microsoft.com/office/word/2020/wordml/sdtdatahash" xmlns:w16sdtfl="http://schemas.microsoft.com/office/word/2024/wordml/sdtformatlock" xmlns:w16se="http://schemas.microsoft.com/office/word/2015/wordml/symex" xmlns:wpg="http://schemas.microsoft.com/office/word/2010/wordprocessingGroup" xmlns:wpi="http://schemas.microsoft.com/office/word/2010/wordprocessingInk" xmlns:wne="http://schemas.microsoft.com/office/word/2006/wordml" xmlns:wps="http://schemas.microsoft.com/office/word/2010/wordprocessingShape" mc:Ignorable="w14 w15 w16se w16cid w16 w16cex w16sdtdh w16sdtfl w16du wp14">
+<w:ftr xmlns:m="http://schemas.openxmlformats.org/officeDocument/2006/math" xmlns:mc="http://schemas.openxmlformats.org/markup-compatibility/2006" xmlns:mo="http://schemas.microsoft.com/office/mac/office/2008/main" xmlns:mv="urn:schemas-microsoft-com:mac:vml" xmlns:o="urn:schemas-microsoft-com:office:office" xmlns:r="http://schemas.openxmlformats.org/officeDocument/2006/relationships" xmlns:v="urn:schemas-microsoft-com:vml" xmlns:w10="urn:schemas-microsoft-com:office:word" xmlns:w14="http://schemas.microsoft.com/office/word/2010/wordml" xmlns:w="http://schemas.openxmlformats.org/wordprocessingml/2006/main" xmlns:wne="http://schemas.microsoft.com/office/word/2006/wordml" xmlns:wp14="http://schemas.microsoft.com/office/word/2010/wordprocessingDrawing" xmlns:wp="http://schemas.openxmlformats.org/drawingml/2006/wordprocessingDrawing" xmlns:wpc="http://schemas.microsoft.com/office/word/2010/wordprocessingCanvas" xmlns:wpg="http://schemas.microsoft.com/office/word/2010/wordprocessingGroup" xmlns:wpi="http://schemas.microsoft.com/office/word/2010/wordprocessingInk" xmlns:wps="http://schemas.microsoft.com/office/word/2010/wordprocessingShape" mc:Ignorable="w14 wp14">
   <w:p>
     <w:pPr>
-      <w:spacing w:after="0" w:line="240" w:lineRule="auto"/>
+      <w:spacing w:line="240" w:lineRule="auto" w:before="0" w:after="0"/>
+      <w:jc w:val="left"/>
     </w:pPr>
     <w:r>
       <w:rPr>
+        <w:rFonts w:ascii="Aptos" w:hAnsi="Aptos" w:eastAsia="Aptos" w:cs="Aptos"/>
         <w:sz w:val="18"/>
       </w:rPr>
       <w:t xml:space="preserve">From J.M. Larson and H.L. Stedge, </w:t>
     </w:r>
     <w:r>
       <w:rPr>
+        <w:rFonts w:ascii="Aptos" w:hAnsi="Aptos" w:eastAsia="Aptos" w:cs="Aptos"/>
         <w:i/>
         <w:sz w:val="18"/>
       </w:rPr>
@@ -1208,6 +1524,7 @@
     </w:r>
     <w:r>
       <w:rPr>
+        <w:rFonts w:ascii="Aptos" w:hAnsi="Aptos" w:eastAsia="Aptos" w:cs="Aptos"/>
         <w:sz w:val="18"/>
       </w:rPr>
       <w:t xml:space="preserve"> (Human Kinetics, 2027).</w:t>
@@ -1217,7 +1534,7 @@
 </file>
 
 <file path=word/footnotes.xml><?xml version="1.0" encoding="utf-8"?>
-<w:footnotes xmlns:wpc="http://schemas.microsoft.com/office/word/2010/wordprocessingCanvas" xmlns:cx="http://schemas.microsoft.com/office/drawing/2014/chartex" xmlns:cx1="http://schemas.microsoft.com/office/drawing/2015/9/8/chartex" xmlns:cx2="http://schemas.microsoft.com/office/drawing/2015/10/21/chartex" xmlns:cx3="http://schemas.microsoft.com/office/drawing/2016/5/9/chartex" xmlns:cx4="http://schemas.microsoft.com/office/drawing/2016/5/10/chartex" xmlns:cx5="http://schemas.microsoft.com/office/drawing/2016/5/11/chartex" xmlns:cx6="http://schemas.microsoft.com/office/drawing/2016/5/12/chartex" xmlns:cx7="http://schemas.microsoft.com/office/drawing/2016/5/13/chartex" xmlns:cx8="http://schemas.microsoft.com/office/drawing/2016/5/14/chartex" xmlns:mc="http://schemas.openxmlformats.org/markup-compatibility/2006" xmlns:aink="http://schemas.microsoft.com/office/drawing/2016/ink" xmlns:am3d="http://schemas.microsoft.com/office/drawing/2017/model3d" xmlns:o="urn:schemas-microsoft-com:office:office" xmlns:oel="http://schemas.microsoft.com/office/2019/extlst" xmlns:r="http://schemas.openxmlformats.org/officeDocument/2006/relationships" xmlns:m="http://schemas.openxmlformats.org/officeDocument/2006/math" xmlns:v="urn:schemas-microsoft-com:vml" xmlns:wp14="http://schemas.microsoft.com/office/word/2010/wordprocessingDrawing" xmlns:wp="http://schemas.openxmlformats.org/drawingml/2006/wordprocessingDrawing" xmlns:w10="urn:schemas-microsoft-com:office:word" xmlns:w="http://schemas.openxmlformats.org/wordprocessingml/2006/main" xmlns:w14="http://schemas.microsoft.com/office/word/2010/wordml" xmlns:w15="http://schemas.microsoft.com/office/word/2012/wordml" xmlns:w16cex="http://schemas.microsoft.com/office/word/2018/wordml/cex" xmlns:w16cid="http://schemas.microsoft.com/office/word/2016/wordml/cid" xmlns:w16="http://schemas.microsoft.com/office/word/2018/wordml" xmlns:w16du="http://schemas.microsoft.com/office/word/2023/wordml/word16du" xmlns:w16sdtdh="http://schemas.microsoft.com/office/word/2020/wordml/sdtdatahash" xmlns:w16sdtfl="http://schemas.microsoft.com/office/word/2024/wordml/sdtformatlock" xmlns:w16se="http://schemas.microsoft.com/office/word/2015/wordml/symex" xmlns:wpg="http://schemas.microsoft.com/office/word/2010/wordprocessingGroup" xmlns:wpi="http://schemas.microsoft.com/office/word/2010/wordprocessingInk" xmlns:wne="http://schemas.microsoft.com/office/word/2006/wordml" xmlns:wps="http://schemas.microsoft.com/office/word/2010/wordprocessingShape" mc:Ignorable="w14 w15 w16se w16cid w16 w16cex w16sdtdh w16sdtfl w16du wp14">
+<w:footnotes xmlns:wpc="http://schemas.microsoft.com/office/word/2010/wordprocessingCanvas" xmlns:cx="http://schemas.microsoft.com/office/drawing/2014/chartex" xmlns:cx1="http://schemas.microsoft.com/office/drawing/2015/9/8/chartex" xmlns:cx2="http://schemas.microsoft.com/office/drawing/2015/10/21/chartex" xmlns:cx3="http://schemas.microsoft.com/office/drawing/2016/5/9/chartex" xmlns:cx4="http://schemas.microsoft.com/office/drawing/2016/5/10/chartex" xmlns:cx5="http://schemas.microsoft.com/office/drawing/2016/5/11/chartex" xmlns:cx6="http://schemas.microsoft.com/office/drawing/2016/5/12/chartex" xmlns:cx7="http://schemas.microsoft.com/office/drawing/2016/5/13/chartex" xmlns:cx8="http://schemas.microsoft.com/office/drawing/2016/5/14/chartex" xmlns:mc="http://schemas.openxmlformats.org/markup-compatibility/2006" xmlns:aink="http://schemas.microsoft.com/office/drawing/2016/ink" xmlns:am3d="http://schemas.microsoft.com/office/drawing/2017/model3d" xmlns:o="urn:schemas-microsoft-com:office:office" xmlns:oel="http://schemas.microsoft.com/office/2019/extlst" xmlns:r="http://schemas.openxmlformats.org/officeDocument/2006/relationships" xmlns:m="http://schemas.openxmlformats.org/officeDocument/2006/math" xmlns:v="urn:schemas-microsoft-com:vml" xmlns:wp14="http://schemas.microsoft.com/office/word/2010/wordprocessingDrawing" xmlns:wp="http://schemas.openxmlformats.org/drawingml/2006/wordprocessingDrawing" xmlns:w10="urn:schemas-microsoft-com:office:word" xmlns:w="http://schemas.openxmlformats.org/wordprocessingml/2006/main" xmlns:w14="http://schemas.microsoft.com/office/word/2010/wordml" xmlns:w15="http://schemas.microsoft.com/office/word/2012/wordml" xmlns:w16cei="http://schemas.microsoft.com/office/word/2026/wordml/cei" xmlns:w16cex="http://schemas.microsoft.com/office/word/2018/wordml/cex" xmlns:w16cid="http://schemas.microsoft.com/office/word/2016/wordml/cid" xmlns:w16="http://schemas.microsoft.com/office/word/2018/wordml" xmlns:w16du="http://schemas.microsoft.com/office/word/2023/wordml/word16du" xmlns:w16sdtdh="http://schemas.microsoft.com/office/word/2020/wordml/sdtdatahash" xmlns:w16sdtfl="http://schemas.microsoft.com/office/word/2024/wordml/sdtformatlock" xmlns:w16se="http://schemas.microsoft.com/office/word/2015/wordml/symex" xmlns:wpg="http://schemas.microsoft.com/office/word/2010/wordprocessingGroup" xmlns:wpi="http://schemas.microsoft.com/office/word/2010/wordprocessingInk" xmlns:wne="http://schemas.microsoft.com/office/word/2006/wordml" xmlns:wps="http://schemas.microsoft.com/office/word/2010/wordprocessingShape" mc:Ignorable="w14 w15 w16se w16cid w16 w16cex w16sdtdh w16sdtfl w16du wp14">
   <w:footnote w:type="separator" w:id="-1">
     <w:p>
       <w:pPr>
@@ -1242,7 +1559,7 @@
 </file>
 
 <file path=word/numbering.xml><?xml version="1.0" encoding="utf-8"?>
-<w:numbering xmlns:wpc="http://schemas.microsoft.com/office/word/2010/wordprocessingCanvas" xmlns:cx="http://schemas.microsoft.com/office/drawing/2014/chartex" xmlns:cx1="http://schemas.microsoft.com/office/drawing/2015/9/8/chartex" xmlns:cx2="http://schemas.microsoft.com/office/drawing/2015/10/21/chartex" xmlns:cx3="http://schemas.microsoft.com/office/drawing/2016/5/9/chartex" xmlns:cx4="http://schemas.microsoft.com/office/drawing/2016/5/10/chartex" xmlns:cx5="http://schemas.microsoft.com/office/drawing/2016/5/11/chartex" xmlns:cx6="http://schemas.microsoft.com/office/drawing/2016/5/12/chartex" xmlns:cx7="http://schemas.microsoft.com/office/drawing/2016/5/13/chartex" xmlns:cx8="http://schemas.microsoft.com/office/drawing/2016/5/14/chartex" xmlns:mc="http://schemas.openxmlformats.org/markup-compatibility/2006" xmlns:aink="http://schemas.microsoft.com/office/drawing/2016/ink" xmlns:am3d="http://schemas.microsoft.com/office/drawing/2017/model3d" xmlns:o="urn:schemas-microsoft-com:office:office" xmlns:oel="http://schemas.microsoft.com/office/2019/extlst" xmlns:r="http://schemas.openxmlformats.org/officeDocument/2006/relationships" xmlns:m="http://schemas.openxmlformats.org/officeDocument/2006/math" xmlns:v="urn:schemas-microsoft-com:vml" xmlns:wp14="http://schemas.microsoft.com/office/word/2010/wordprocessingDrawing" xmlns:wp="http://schemas.openxmlformats.org/drawingml/2006/wordprocessingDrawing" xmlns:w10="urn:schemas-microsoft-com:office:word" xmlns:w="http://schemas.openxmlformats.org/wordprocessingml/2006/main" xmlns:w14="http://schemas.microsoft.com/office/word/2010/wordml" xmlns:w15="http://schemas.microsoft.com/office/word/2012/wordml" xmlns:w16cex="http://schemas.microsoft.com/office/word/2018/wordml/cex" xmlns:w16cid="http://schemas.microsoft.com/office/word/2016/wordml/cid" xmlns:w16="http://schemas.microsoft.com/office/word/2018/wordml" xmlns:w16du="http://schemas.microsoft.com/office/word/2023/wordml/word16du" xmlns:w16sdtdh="http://schemas.microsoft.com/office/word/2020/wordml/sdtdatahash" xmlns:w16sdtfl="http://schemas.microsoft.com/office/word/2024/wordml/sdtformatlock" xmlns:w16se="http://schemas.microsoft.com/office/word/2015/wordml/symex" xmlns:wpg="http://schemas.microsoft.com/office/word/2010/wordprocessingGroup" xmlns:wpi="http://schemas.microsoft.com/office/word/2010/wordprocessingInk" xmlns:wne="http://schemas.microsoft.com/office/word/2006/wordml" xmlns:wps="http://schemas.microsoft.com/office/word/2010/wordprocessingShape" mc:Ignorable="w14 w15 w16se w16cid w16 w16cex w16sdtdh w16sdtfl w16du wp14">
+<w:numbering xmlns:wpc="http://schemas.microsoft.com/office/word/2010/wordprocessingCanvas" xmlns:cx="http://schemas.microsoft.com/office/drawing/2014/chartex" xmlns:cx1="http://schemas.microsoft.com/office/drawing/2015/9/8/chartex" xmlns:cx2="http://schemas.microsoft.com/office/drawing/2015/10/21/chartex" xmlns:cx3="http://schemas.microsoft.com/office/drawing/2016/5/9/chartex" xmlns:cx4="http://schemas.microsoft.com/office/drawing/2016/5/10/chartex" xmlns:cx5="http://schemas.microsoft.com/office/drawing/2016/5/11/chartex" xmlns:cx6="http://schemas.microsoft.com/office/drawing/2016/5/12/chartex" xmlns:cx7="http://schemas.microsoft.com/office/drawing/2016/5/13/chartex" xmlns:cx8="http://schemas.microsoft.com/office/drawing/2016/5/14/chartex" xmlns:mc="http://schemas.openxmlformats.org/markup-compatibility/2006" xmlns:aink="http://schemas.microsoft.com/office/drawing/2016/ink" xmlns:am3d="http://schemas.microsoft.com/office/drawing/2017/model3d" xmlns:o="urn:schemas-microsoft-com:office:office" xmlns:oel="http://schemas.microsoft.com/office/2019/extlst" xmlns:r="http://schemas.openxmlformats.org/officeDocument/2006/relationships" xmlns:m="http://schemas.openxmlformats.org/officeDocument/2006/math" xmlns:v="urn:schemas-microsoft-com:vml" xmlns:wp14="http://schemas.microsoft.com/office/word/2010/wordprocessingDrawing" xmlns:wp="http://schemas.openxmlformats.org/drawingml/2006/wordprocessingDrawing" xmlns:w10="urn:schemas-microsoft-com:office:word" xmlns:w="http://schemas.openxmlformats.org/wordprocessingml/2006/main" xmlns:w14="http://schemas.microsoft.com/office/word/2010/wordml" xmlns:w15="http://schemas.microsoft.com/office/word/2012/wordml" xmlns:w16cei="http://schemas.microsoft.com/office/word/2026/wordml/cei" xmlns:w16cex="http://schemas.microsoft.com/office/word/2018/wordml/cex" xmlns:w16cid="http://schemas.microsoft.com/office/word/2016/wordml/cid" xmlns:w16="http://schemas.microsoft.com/office/word/2018/wordml" xmlns:w16du="http://schemas.microsoft.com/office/word/2023/wordml/word16du" xmlns:w16sdtdh="http://schemas.microsoft.com/office/word/2020/wordml/sdtdatahash" xmlns:w16sdtfl="http://schemas.microsoft.com/office/word/2024/wordml/sdtformatlock" xmlns:w16se="http://schemas.microsoft.com/office/word/2015/wordml/symex" xmlns:wpg="http://schemas.microsoft.com/office/word/2010/wordprocessingGroup" xmlns:wpi="http://schemas.microsoft.com/office/word/2010/wordprocessingInk" xmlns:wne="http://schemas.microsoft.com/office/word/2006/wordml" xmlns:wps="http://schemas.microsoft.com/office/word/2010/wordprocessingShape" mc:Ignorable="w14 w15 w16se w16cid w16 w16cex w16sdtdh w16sdtfl w16du wp14">
   <w:abstractNum w:abstractNumId="0" w15:restartNumberingAfterBreak="0">
     <w:nsid w:val="C25A4D08"/>
     <w:multiLevelType w:val="hybridMultilevel"/>
@@ -6156,7 +6473,7 @@
       <w:spacing w:after="160" w:line="259" w:lineRule="auto"/>
     </w:pPr>
     <w:rPr>
-      <w:rFonts w:cs="Aptos"/>
+      <w:rFonts w:ascii="Aptos" w:hAnsi="Aptos" w:eastAsia="Aptos" w:cs="Aptos"/>
       <w:kern w:val="2"/>
       <w:sz w:val="22"/>
       <w:szCs w:val="22"/>
